--- a/SRS DOCUMENT.docx
+++ b/SRS DOCUMENT.docx
@@ -66,13 +66,26 @@
       </w:pPr>
       <w:r>
         <w:rPr>
-          <w:noProof/>
+          <w:rFonts w:ascii="Times New Roman" w:hAnsi="Times New Roman" w:cs="Times New Roman"/>
+          <w:b/>
+          <w:bCs/>
+          <w:sz w:val="24"/>
+          <w:szCs w:val="24"/>
+          <w:lang w:val="en-US"/>
         </w:rPr>
         <w:drawing>
-          <wp:inline distT="0" distB="0" distL="0" distR="0" wp14:anchorId="4447F4BB" wp14:editId="7B9565A9">
-            <wp:extent cx="5731510" cy="3352800"/>
-            <wp:effectExtent l="0" t="0" r="2540" b="0"/>
-            <wp:docPr id="1357598953" name="Picture 1"/>
+          <wp:anchor distT="0" distB="0" distL="114300" distR="114300" simplePos="0" relativeHeight="251659264" behindDoc="0" locked="0" layoutInCell="1" allowOverlap="1" wp14:anchorId="35A42A46" wp14:editId="1550F35C">
+            <wp:simplePos x="0" y="0"/>
+            <wp:positionH relativeFrom="margin">
+              <wp:align>center</wp:align>
+            </wp:positionH>
+            <wp:positionV relativeFrom="paragraph">
+              <wp:posOffset>1270</wp:posOffset>
+            </wp:positionV>
+            <wp:extent cx="5731510" cy="6515100"/>
+            <wp:effectExtent l="0" t="0" r="0" b="0"/>
+            <wp:wrapTopAndBottom/>
+            <wp:docPr id="840503771" name="Picture 1" descr="A screenshot of a diagram&#10;&#10;AI-generated content may be incorrect."/>
             <wp:cNvGraphicFramePr>
               <a:graphicFrameLocks xmlns:a="http://schemas.openxmlformats.org/drawingml/2006/main" noChangeAspect="1"/>
             </wp:cNvGraphicFramePr>
@@ -80,10 +93,8 @@
               <a:graphicData uri="http://schemas.openxmlformats.org/drawingml/2006/picture">
                 <pic:pic xmlns:pic="http://schemas.openxmlformats.org/drawingml/2006/picture">
                   <pic:nvPicPr>
-                    <pic:cNvPr id="0" name="Picture 1"/>
-                    <pic:cNvPicPr>
-                      <a:picLocks noChangeAspect="1" noChangeArrowheads="1"/>
-                    </pic:cNvPicPr>
+                    <pic:cNvPr id="840503771" name="Picture 1" descr="A screenshot of a diagram&#10;&#10;AI-generated content may be incorrect."/>
+                    <pic:cNvPicPr/>
                   </pic:nvPicPr>
                   <pic:blipFill>
                     <a:blip r:embed="rId5" cstate="print">
@@ -93,42 +104,89 @@
                         </a:ext>
                       </a:extLst>
                     </a:blip>
-                    <a:srcRect/>
                     <a:stretch>
                       <a:fillRect/>
                     </a:stretch>
                   </pic:blipFill>
-                  <pic:spPr bwMode="auto">
+                  <pic:spPr>
                     <a:xfrm>
                       <a:off x="0" y="0"/>
-                      <a:ext cx="5731510" cy="3352800"/>
+                      <a:ext cx="5731510" cy="6515100"/>
                     </a:xfrm>
                     <a:prstGeom prst="rect">
                       <a:avLst/>
                     </a:prstGeom>
-                    <a:noFill/>
-                    <a:ln>
-                      <a:noFill/>
-                    </a:ln>
                   </pic:spPr>
                 </pic:pic>
               </a:graphicData>
             </a:graphic>
-          </wp:inline>
+            <wp14:sizeRelH relativeFrom="page">
+              <wp14:pctWidth>0</wp14:pctWidth>
+            </wp14:sizeRelH>
+            <wp14:sizeRelV relativeFrom="page">
+              <wp14:pctHeight>0</wp14:pctHeight>
+            </wp14:sizeRelV>
+          </wp:anchor>
         </w:drawing>
       </w:r>
     </w:p>
     <w:p>
       <w:pPr>
-        <w:rPr>
-          <w:rFonts w:ascii="Times New Roman" w:hAnsi="Times New Roman" w:cs="Times New Roman"/>
-          <w:b/>
-          <w:bCs/>
-          <w:sz w:val="24"/>
-          <w:szCs w:val="24"/>
-          <w:lang w:val="en-US"/>
-        </w:rPr>
-      </w:pPr>
+        <w:jc w:val="center"/>
+        <w:rPr>
+          <w:rFonts w:ascii="Times New Roman" w:hAnsi="Times New Roman" w:cs="Times New Roman"/>
+          <w:b/>
+          <w:bCs/>
+          <w:sz w:val="24"/>
+          <w:szCs w:val="24"/>
+          <w:lang w:val="en-US"/>
+        </w:rPr>
+      </w:pPr>
+      <w:r>
+        <w:rPr>
+          <w:rFonts w:ascii="Times New Roman" w:hAnsi="Times New Roman" w:cs="Times New Roman"/>
+          <w:b/>
+          <w:bCs/>
+          <w:sz w:val="24"/>
+          <w:szCs w:val="24"/>
+          <w:lang w:val="en-US"/>
+        </w:rPr>
+        <w:t>ER</w:t>
+      </w:r>
+      <w:r>
+        <w:rPr>
+          <w:rFonts w:ascii="Times New Roman" w:hAnsi="Times New Roman" w:cs="Times New Roman"/>
+          <w:b/>
+          <w:bCs/>
+          <w:sz w:val="24"/>
+          <w:szCs w:val="24"/>
+          <w:lang w:val="en-US"/>
+        </w:rPr>
+        <w:t xml:space="preserve"> Diagram – Face Recognition based Attendance System</w:t>
+      </w:r>
+    </w:p>
+    <w:p>
+      <w:pPr>
+        <w:rPr>
+          <w:rFonts w:ascii="Times New Roman" w:hAnsi="Times New Roman" w:cs="Times New Roman"/>
+          <w:b/>
+          <w:bCs/>
+          <w:sz w:val="24"/>
+          <w:szCs w:val="24"/>
+          <w:lang w:val="en-US"/>
+        </w:rPr>
+      </w:pPr>
+      <w:r>
+        <w:rPr>
+          <w:rFonts w:ascii="Times New Roman" w:hAnsi="Times New Roman" w:cs="Times New Roman"/>
+          <w:b/>
+          <w:bCs/>
+          <w:sz w:val="24"/>
+          <w:szCs w:val="24"/>
+          <w:lang w:val="en-US"/>
+        </w:rPr>
+        <w:br w:type="page"/>
+      </w:r>
     </w:p>
     <w:p>
       <w:pPr>
@@ -155,6 +213,7 @@
           <w:szCs w:val="24"/>
           <w:lang w:val="en-US"/>
         </w:rPr>
+        <w:lastRenderedPageBreak/>
         <w:t>Use case Diagram</w:t>
       </w:r>
     </w:p>
@@ -171,14 +230,27 @@
       </w:pPr>
       <w:r>
         <w:rPr>
+          <w:rFonts w:ascii="Times New Roman" w:hAnsi="Times New Roman" w:cs="Times New Roman"/>
+          <w:b/>
+          <w:bCs/>
           <w:noProof/>
-        </w:rPr>
-        <w:lastRenderedPageBreak/>
+          <w:sz w:val="24"/>
+          <w:szCs w:val="24"/>
+          <w:lang w:val="en-US"/>
+        </w:rPr>
         <w:drawing>
-          <wp:inline distT="0" distB="0" distL="0" distR="0" wp14:anchorId="6322ACA9" wp14:editId="486D1E70">
-            <wp:extent cx="2864485" cy="8863330"/>
+          <wp:anchor distT="0" distB="0" distL="114300" distR="114300" simplePos="0" relativeHeight="251660288" behindDoc="0" locked="0" layoutInCell="1" allowOverlap="1" wp14:anchorId="33030352" wp14:editId="1D5B9F98">
+            <wp:simplePos x="0" y="0"/>
+            <wp:positionH relativeFrom="margin">
+              <wp:align>center</wp:align>
+            </wp:positionH>
+            <wp:positionV relativeFrom="paragraph">
+              <wp:posOffset>0</wp:posOffset>
+            </wp:positionV>
+            <wp:extent cx="5731510" cy="6174740"/>
             <wp:effectExtent l="0" t="0" r="0" b="0"/>
-            <wp:docPr id="275959701" name="Picture 3"/>
+            <wp:wrapTopAndBottom/>
+            <wp:docPr id="1929726677" name="Picture 8"/>
             <wp:cNvGraphicFramePr>
               <a:graphicFrameLocks xmlns:a="http://schemas.openxmlformats.org/drawingml/2006/main" noChangeAspect="1"/>
             </wp:cNvGraphicFramePr>
@@ -186,10 +258,8 @@
               <a:graphicData uri="http://schemas.openxmlformats.org/drawingml/2006/picture">
                 <pic:pic xmlns:pic="http://schemas.openxmlformats.org/drawingml/2006/picture">
                   <pic:nvPicPr>
-                    <pic:cNvPr id="0" name="Picture 8"/>
-                    <pic:cNvPicPr>
-                      <a:picLocks noChangeAspect="1" noChangeArrowheads="1"/>
-                    </pic:cNvPicPr>
+                    <pic:cNvPr id="1929726677" name="Picture 1929726677"/>
+                    <pic:cNvPicPr/>
                   </pic:nvPicPr>
                   <pic:blipFill>
                     <a:blip r:embed="rId6">
@@ -199,29 +269,77 @@
                         </a:ext>
                       </a:extLst>
                     </a:blip>
-                    <a:srcRect/>
                     <a:stretch>
                       <a:fillRect/>
                     </a:stretch>
                   </pic:blipFill>
-                  <pic:spPr bwMode="auto">
+                  <pic:spPr>
                     <a:xfrm>
                       <a:off x="0" y="0"/>
-                      <a:ext cx="2864485" cy="8863330"/>
+                      <a:ext cx="5731510" cy="6174740"/>
                     </a:xfrm>
                     <a:prstGeom prst="rect">
                       <a:avLst/>
                     </a:prstGeom>
-                    <a:noFill/>
-                    <a:ln>
-                      <a:noFill/>
-                    </a:ln>
                   </pic:spPr>
                 </pic:pic>
               </a:graphicData>
             </a:graphic>
-          </wp:inline>
+            <wp14:sizeRelH relativeFrom="page">
+              <wp14:pctWidth>0</wp14:pctWidth>
+            </wp14:sizeRelH>
+            <wp14:sizeRelV relativeFrom="page">
+              <wp14:pctHeight>0</wp14:pctHeight>
+            </wp14:sizeRelV>
+          </wp:anchor>
         </w:drawing>
+      </w:r>
+    </w:p>
+    <w:p>
+      <w:pPr>
+        <w:jc w:val="center"/>
+        <w:rPr>
+          <w:rFonts w:ascii="Times New Roman" w:hAnsi="Times New Roman" w:cs="Times New Roman"/>
+          <w:b/>
+          <w:bCs/>
+          <w:sz w:val="24"/>
+          <w:szCs w:val="24"/>
+          <w:lang w:val="en-US"/>
+        </w:rPr>
+      </w:pPr>
+      <w:r>
+        <w:rPr>
+          <w:rFonts w:ascii="Times New Roman" w:hAnsi="Times New Roman" w:cs="Times New Roman"/>
+          <w:b/>
+          <w:bCs/>
+          <w:sz w:val="24"/>
+          <w:szCs w:val="24"/>
+          <w:lang w:val="en-US"/>
+        </w:rPr>
+        <w:t>Use case Diagram – Face Recognition based Attendance System</w:t>
+      </w:r>
+    </w:p>
+    <w:p>
+      <w:pPr>
+        <w:rPr>
+          <w:rFonts w:ascii="Times New Roman" w:hAnsi="Times New Roman" w:cs="Times New Roman"/>
+          <w:b/>
+          <w:bCs/>
+          <w:sz w:val="24"/>
+          <w:szCs w:val="24"/>
+          <w:lang w:val="en-US"/>
+        </w:rPr>
+      </w:pPr>
+      <w:r>
+        <w:rPr>
+          <w:rFonts w:ascii="Times New Roman" w:hAnsi="Times New Roman" w:cs="Times New Roman"/>
+          <w:b/>
+          <w:bCs/>
+          <w:sz w:val="24"/>
+          <w:szCs w:val="24"/>
+          <w:lang w:val="en-US"/>
+        </w:rPr>
+        <w:br w:type="page"/>
       </w:r>
     </w:p>
     <w:p>
@@ -269,9 +387,9 @@
           <w:noProof/>
         </w:rPr>
         <w:drawing>
-          <wp:inline distT="0" distB="0" distL="0" distR="0" wp14:anchorId="394B9066" wp14:editId="12F2F656">
-            <wp:extent cx="5731510" cy="6172200"/>
-            <wp:effectExtent l="0" t="0" r="2540" b="0"/>
+          <wp:inline distT="0" distB="0" distL="0" distR="0" wp14:anchorId="394B9066" wp14:editId="4EC4AE67">
+            <wp:extent cx="5731510" cy="6005146"/>
+            <wp:effectExtent l="0" t="0" r="0" b="2540"/>
             <wp:docPr id="1673702799" name="Picture 4"/>
             <wp:cNvGraphicFramePr>
               <a:graphicFrameLocks xmlns:a="http://schemas.openxmlformats.org/drawingml/2006/main" noChangeAspect="1"/>
@@ -285,7 +403,7 @@
                       <a:picLocks noChangeAspect="1" noChangeArrowheads="1"/>
                     </pic:cNvPicPr>
                   </pic:nvPicPr>
-                  <pic:blipFill>
+                  <pic:blipFill rotWithShape="1">
                     <a:blip r:embed="rId7">
                       <a:extLst>
                         <a:ext uri="{28A0092B-C50C-407E-A947-70E740481C1C}">
@@ -293,7 +411,7 @@
                         </a:ext>
                       </a:extLst>
                     </a:blip>
-                    <a:srcRect/>
+                    <a:srcRect t="2707"/>
                     <a:stretch>
                       <a:fillRect/>
                     </a:stretch>
@@ -301,7 +419,7 @@
                   <pic:spPr bwMode="auto">
                     <a:xfrm>
                       <a:off x="0" y="0"/>
-                      <a:ext cx="5731510" cy="6172200"/>
+                      <a:ext cx="5731510" cy="6005146"/>
                     </a:xfrm>
                     <a:prstGeom prst="rect">
                       <a:avLst/>
@@ -310,6 +428,11 @@
                     <a:ln>
                       <a:noFill/>
                     </a:ln>
+                    <a:extLst>
+                      <a:ext uri="{53640926-AAD7-44D8-BBD7-CCE9431645EC}">
+                        <a14:shadowObscured xmlns:a14="http://schemas.microsoft.com/office/drawing/2010/main"/>
+                      </a:ext>
+                    </a:extLst>
                   </pic:spPr>
                 </pic:pic>
               </a:graphicData>
@@ -320,15 +443,61 @@
     </w:p>
     <w:p>
       <w:pPr>
-        <w:rPr>
-          <w:rFonts w:ascii="Times New Roman" w:hAnsi="Times New Roman" w:cs="Times New Roman"/>
-          <w:b/>
-          <w:bCs/>
-          <w:sz w:val="24"/>
-          <w:szCs w:val="24"/>
-          <w:lang w:val="en-US"/>
-        </w:rPr>
-      </w:pPr>
+        <w:jc w:val="center"/>
+        <w:rPr>
+          <w:rFonts w:ascii="Times New Roman" w:hAnsi="Times New Roman" w:cs="Times New Roman"/>
+          <w:b/>
+          <w:bCs/>
+          <w:sz w:val="24"/>
+          <w:szCs w:val="24"/>
+          <w:lang w:val="en-US"/>
+        </w:rPr>
+      </w:pPr>
+      <w:r>
+        <w:rPr>
+          <w:rFonts w:ascii="Times New Roman" w:hAnsi="Times New Roman" w:cs="Times New Roman"/>
+          <w:b/>
+          <w:bCs/>
+          <w:sz w:val="24"/>
+          <w:szCs w:val="24"/>
+          <w:lang w:val="en-US"/>
+        </w:rPr>
+        <w:t>Class</w:t>
+      </w:r>
+      <w:r>
+        <w:rPr>
+          <w:rFonts w:ascii="Times New Roman" w:hAnsi="Times New Roman" w:cs="Times New Roman"/>
+          <w:b/>
+          <w:bCs/>
+          <w:sz w:val="24"/>
+          <w:szCs w:val="24"/>
+          <w:lang w:val="en-US"/>
+        </w:rPr>
+        <w:t xml:space="preserve"> Diagram – Face Recognition based Attendance System</w:t>
+      </w:r>
+    </w:p>
+    <w:p>
+      <w:pPr>
+        <w:rPr>
+          <w:rFonts w:ascii="Times New Roman" w:hAnsi="Times New Roman" w:cs="Times New Roman"/>
+          <w:b/>
+          <w:bCs/>
+          <w:sz w:val="24"/>
+          <w:szCs w:val="24"/>
+          <w:lang w:val="en-US"/>
+        </w:rPr>
+      </w:pPr>
+      <w:r>
+        <w:rPr>
+          <w:rFonts w:ascii="Times New Roman" w:hAnsi="Times New Roman" w:cs="Times New Roman"/>
+          <w:b/>
+          <w:bCs/>
+          <w:sz w:val="24"/>
+          <w:szCs w:val="24"/>
+          <w:lang w:val="en-US"/>
+        </w:rPr>
+        <w:br w:type="page"/>
+      </w:r>
     </w:p>
     <w:p>
       <w:pPr>
@@ -355,6 +524,7 @@
           <w:szCs w:val="24"/>
           <w:lang w:val="en-US"/>
         </w:rPr>
+        <w:lastRenderedPageBreak/>
         <w:t>Sequence Diagram</w:t>
       </w:r>
     </w:p>
@@ -373,11 +543,10 @@
         <w:rPr>
           <w:noProof/>
         </w:rPr>
-        <w:lastRenderedPageBreak/>
         <w:drawing>
-          <wp:inline distT="0" distB="0" distL="0" distR="0" wp14:anchorId="12C6CBF3" wp14:editId="429780B2">
-            <wp:extent cx="5731510" cy="4387850"/>
-            <wp:effectExtent l="0" t="0" r="2540" b="0"/>
+          <wp:inline distT="0" distB="0" distL="0" distR="0" wp14:anchorId="12C6CBF3" wp14:editId="33944484">
+            <wp:extent cx="5731510" cy="4150458"/>
+            <wp:effectExtent l="0" t="0" r="0" b="2540"/>
             <wp:docPr id="793525992" name="Picture 5"/>
             <wp:cNvGraphicFramePr>
               <a:graphicFrameLocks xmlns:a="http://schemas.openxmlformats.org/drawingml/2006/main" noChangeAspect="1"/>
@@ -391,7 +560,7 @@
                       <a:picLocks noChangeAspect="1" noChangeArrowheads="1"/>
                     </pic:cNvPicPr>
                   </pic:nvPicPr>
-                  <pic:blipFill>
+                  <pic:blipFill rotWithShape="1">
                     <a:blip r:embed="rId8">
                       <a:extLst>
                         <a:ext uri="{28A0092B-C50C-407E-A947-70E740481C1C}">
@@ -399,7 +568,7 @@
                         </a:ext>
                       </a:extLst>
                     </a:blip>
-                    <a:srcRect/>
+                    <a:srcRect t="5411"/>
                     <a:stretch>
                       <a:fillRect/>
                     </a:stretch>
@@ -407,7 +576,7 @@
                   <pic:spPr bwMode="auto">
                     <a:xfrm>
                       <a:off x="0" y="0"/>
-                      <a:ext cx="5731510" cy="4387850"/>
+                      <a:ext cx="5731510" cy="4150458"/>
                     </a:xfrm>
                     <a:prstGeom prst="rect">
                       <a:avLst/>
@@ -416,6 +585,11 @@
                     <a:ln>
                       <a:noFill/>
                     </a:ln>
+                    <a:extLst>
+                      <a:ext uri="{53640926-AAD7-44D8-BBD7-CCE9431645EC}">
+                        <a14:shadowObscured xmlns:a14="http://schemas.microsoft.com/office/drawing/2010/main"/>
+                      </a:ext>
+                    </a:extLst>
                   </pic:spPr>
                 </pic:pic>
               </a:graphicData>
@@ -426,15 +600,61 @@
     </w:p>
     <w:p>
       <w:pPr>
-        <w:rPr>
-          <w:rFonts w:ascii="Times New Roman" w:hAnsi="Times New Roman" w:cs="Times New Roman"/>
-          <w:b/>
-          <w:bCs/>
-          <w:sz w:val="24"/>
-          <w:szCs w:val="24"/>
-          <w:lang w:val="en-US"/>
-        </w:rPr>
-      </w:pPr>
+        <w:jc w:val="center"/>
+        <w:rPr>
+          <w:rFonts w:ascii="Times New Roman" w:hAnsi="Times New Roman" w:cs="Times New Roman"/>
+          <w:b/>
+          <w:bCs/>
+          <w:sz w:val="24"/>
+          <w:szCs w:val="24"/>
+          <w:lang w:val="en-US"/>
+        </w:rPr>
+      </w:pPr>
+      <w:r>
+        <w:rPr>
+          <w:rFonts w:ascii="Times New Roman" w:hAnsi="Times New Roman" w:cs="Times New Roman"/>
+          <w:b/>
+          <w:bCs/>
+          <w:sz w:val="24"/>
+          <w:szCs w:val="24"/>
+          <w:lang w:val="en-US"/>
+        </w:rPr>
+        <w:t>Sequence</w:t>
+      </w:r>
+      <w:r>
+        <w:rPr>
+          <w:rFonts w:ascii="Times New Roman" w:hAnsi="Times New Roman" w:cs="Times New Roman"/>
+          <w:b/>
+          <w:bCs/>
+          <w:sz w:val="24"/>
+          <w:szCs w:val="24"/>
+          <w:lang w:val="en-US"/>
+        </w:rPr>
+        <w:t xml:space="preserve"> Diagram – Face Recognition based Attendance System</w:t>
+      </w:r>
+    </w:p>
+    <w:p>
+      <w:pPr>
+        <w:rPr>
+          <w:rFonts w:ascii="Times New Roman" w:hAnsi="Times New Roman" w:cs="Times New Roman"/>
+          <w:b/>
+          <w:bCs/>
+          <w:sz w:val="24"/>
+          <w:szCs w:val="24"/>
+          <w:lang w:val="en-US"/>
+        </w:rPr>
+      </w:pPr>
+      <w:r>
+        <w:rPr>
+          <w:rFonts w:ascii="Times New Roman" w:hAnsi="Times New Roman" w:cs="Times New Roman"/>
+          <w:b/>
+          <w:bCs/>
+          <w:sz w:val="24"/>
+          <w:szCs w:val="24"/>
+          <w:lang w:val="en-US"/>
+        </w:rPr>
+        <w:br w:type="page"/>
+      </w:r>
     </w:p>
     <w:p>
       <w:pPr>
@@ -461,30 +681,20 @@
           <w:szCs w:val="24"/>
           <w:lang w:val="en-US"/>
         </w:rPr>
-        <w:t>Activity Diagram</w:t>
-      </w:r>
-    </w:p>
-    <w:p>
-      <w:pPr>
-        <w:rPr>
-          <w:rFonts w:ascii="Times New Roman" w:hAnsi="Times New Roman" w:cs="Times New Roman"/>
-          <w:b/>
-          <w:bCs/>
-          <w:sz w:val="24"/>
-          <w:szCs w:val="24"/>
-          <w:lang w:val="en-US"/>
-        </w:rPr>
-      </w:pPr>
-      <w:r>
-        <w:rPr>
-          <w:noProof/>
-        </w:rPr>
         <w:lastRenderedPageBreak/>
         <w:drawing>
-          <wp:inline distT="0" distB="0" distL="0" distR="0" wp14:anchorId="7935D84C" wp14:editId="196CBCD8">
-            <wp:extent cx="5731510" cy="4387850"/>
-            <wp:effectExtent l="0" t="0" r="2540" b="0"/>
-            <wp:docPr id="1063207855" name="Picture 6"/>
+          <wp:anchor distT="0" distB="0" distL="114300" distR="114300" simplePos="0" relativeHeight="251661312" behindDoc="0" locked="0" layoutInCell="1" allowOverlap="1" wp14:anchorId="16CC199D" wp14:editId="7EFFE14F">
+            <wp:simplePos x="0" y="0"/>
+            <wp:positionH relativeFrom="margin">
+              <wp:posOffset>592455</wp:posOffset>
+            </wp:positionH>
+            <wp:positionV relativeFrom="paragraph">
+              <wp:posOffset>291514</wp:posOffset>
+            </wp:positionV>
+            <wp:extent cx="4546600" cy="4059115"/>
+            <wp:effectExtent l="0" t="0" r="0" b="5080"/>
+            <wp:wrapTopAndBottom/>
+            <wp:docPr id="211152181" name="Picture 1" descr="A diagram of a activity&#10;&#10;AI-generated content may be incorrect."/>
             <wp:cNvGraphicFramePr>
               <a:graphicFrameLocks xmlns:a="http://schemas.openxmlformats.org/drawingml/2006/main" noChangeAspect="1"/>
             </wp:cNvGraphicFramePr>
@@ -492,20 +702,18 @@
               <a:graphicData uri="http://schemas.openxmlformats.org/drawingml/2006/picture">
                 <pic:pic xmlns:pic="http://schemas.openxmlformats.org/drawingml/2006/picture">
                   <pic:nvPicPr>
-                    <pic:cNvPr id="0" name="Picture 14"/>
-                    <pic:cNvPicPr>
-                      <a:picLocks noChangeAspect="1" noChangeArrowheads="1"/>
-                    </pic:cNvPicPr>
+                    <pic:cNvPr id="211152181" name="Picture 1" descr="A diagram of a activity&#10;&#10;AI-generated content may be incorrect."/>
+                    <pic:cNvPicPr/>
                   </pic:nvPicPr>
-                  <pic:blipFill>
-                    <a:blip r:embed="rId8">
+                  <pic:blipFill rotWithShape="1">
+                    <a:blip r:embed="rId9">
                       <a:extLst>
                         <a:ext uri="{28A0092B-C50C-407E-A947-70E740481C1C}">
                           <a14:useLocalDpi xmlns:a14="http://schemas.microsoft.com/office/drawing/2010/main" val="0"/>
                         </a:ext>
                       </a:extLst>
                     </a:blip>
-                    <a:srcRect/>
+                    <a:srcRect t="5718"/>
                     <a:stretch>
                       <a:fillRect/>
                     </a:stretch>
@@ -513,22 +721,434 @@
                   <pic:spPr bwMode="auto">
                     <a:xfrm>
                       <a:off x="0" y="0"/>
-                      <a:ext cx="5731510" cy="4387850"/>
+                      <a:ext cx="4546600" cy="4059115"/>
                     </a:xfrm>
                     <a:prstGeom prst="rect">
                       <a:avLst/>
                     </a:prstGeom>
-                    <a:noFill/>
                     <a:ln>
                       <a:noFill/>
                     </a:ln>
+                    <a:extLst>
+                      <a:ext uri="{53640926-AAD7-44D8-BBD7-CCE9431645EC}">
+                        <a14:shadowObscured xmlns:a14="http://schemas.microsoft.com/office/drawing/2010/main"/>
+                      </a:ext>
+                    </a:extLst>
                   </pic:spPr>
                 </pic:pic>
               </a:graphicData>
             </a:graphic>
-          </wp:inline>
+            <wp14:sizeRelH relativeFrom="page">
+              <wp14:pctWidth>0</wp14:pctWidth>
+            </wp14:sizeRelH>
+            <wp14:sizeRelV relativeFrom="page">
+              <wp14:pctHeight>0</wp14:pctHeight>
+            </wp14:sizeRelV>
+          </wp:anchor>
         </w:drawing>
       </w:r>
+      <w:r>
+        <w:rPr>
+          <w:rFonts w:ascii="Times New Roman" w:hAnsi="Times New Roman" w:cs="Times New Roman"/>
+          <w:b/>
+          <w:bCs/>
+          <w:sz w:val="24"/>
+          <w:szCs w:val="24"/>
+          <w:lang w:val="en-US"/>
+        </w:rPr>
+        <w:t>Activity Diagram</w:t>
+      </w:r>
+    </w:p>
+    <w:p>
+      <w:pPr>
+        <w:jc w:val="center"/>
+        <w:rPr>
+          <w:rFonts w:ascii="Times New Roman" w:hAnsi="Times New Roman" w:cs="Times New Roman"/>
+          <w:b/>
+          <w:bCs/>
+          <w:sz w:val="24"/>
+          <w:szCs w:val="24"/>
+          <w:lang w:val="en-US"/>
+        </w:rPr>
+      </w:pPr>
+      <w:r>
+        <w:rPr>
+          <w:rFonts w:ascii="Times New Roman" w:hAnsi="Times New Roman" w:cs="Times New Roman"/>
+          <w:b/>
+          <w:bCs/>
+          <w:sz w:val="24"/>
+          <w:szCs w:val="24"/>
+          <w:lang w:val="en-US"/>
+        </w:rPr>
+        <w:t>Activity</w:t>
+      </w:r>
+      <w:r>
+        <w:rPr>
+          <w:rFonts w:ascii="Times New Roman" w:hAnsi="Times New Roman" w:cs="Times New Roman"/>
+          <w:b/>
+          <w:bCs/>
+          <w:sz w:val="24"/>
+          <w:szCs w:val="24"/>
+          <w:lang w:val="en-US"/>
+        </w:rPr>
+        <w:t xml:space="preserve"> Diagram – Face Recognition based Attendance System</w:t>
+      </w:r>
+    </w:p>
+    <w:p>
+      <w:pPr>
+        <w:rPr>
+          <w:rFonts w:ascii="Times New Roman" w:hAnsi="Times New Roman" w:cs="Times New Roman"/>
+          <w:b/>
+          <w:bCs/>
+          <w:sz w:val="24"/>
+          <w:szCs w:val="24"/>
+          <w:lang w:val="en-US"/>
+        </w:rPr>
+      </w:pPr>
+      <w:r>
+        <w:rPr>
+          <w:rFonts w:ascii="Times New Roman" w:hAnsi="Times New Roman" w:cs="Times New Roman"/>
+          <w:b/>
+          <w:bCs/>
+          <w:sz w:val="24"/>
+          <w:szCs w:val="24"/>
+          <w:lang w:val="en-US"/>
+        </w:rPr>
+        <w:t xml:space="preserve"> </w:t>
+      </w:r>
+    </w:p>
+    <w:p>
+      <w:pPr>
+        <w:rPr>
+          <w:rFonts w:ascii="Times New Roman" w:hAnsi="Times New Roman" w:cs="Times New Roman"/>
+          <w:b/>
+          <w:bCs/>
+          <w:sz w:val="24"/>
+          <w:szCs w:val="24"/>
+          <w:lang w:val="en-US"/>
+        </w:rPr>
+      </w:pPr>
+      <w:r>
+        <w:rPr>
+          <w:rFonts w:ascii="Times New Roman" w:hAnsi="Times New Roman" w:cs="Times New Roman"/>
+          <w:b/>
+          <w:bCs/>
+          <w:sz w:val="24"/>
+          <w:szCs w:val="24"/>
+          <w:lang w:val="en-US"/>
+        </w:rPr>
+        <w:br w:type="page"/>
+      </w:r>
+    </w:p>
+    <w:p>
+      <w:pPr>
+        <w:pStyle w:val="ListParagraph"/>
+        <w:numPr>
+          <w:ilvl w:val="0"/>
+          <w:numId w:val="2"/>
+        </w:numPr>
+        <w:rPr>
+          <w:rFonts w:ascii="Times New Roman" w:hAnsi="Times New Roman" w:cs="Times New Roman"/>
+          <w:b/>
+          <w:bCs/>
+          <w:sz w:val="24"/>
+          <w:szCs w:val="24"/>
+          <w:lang w:val="en-US"/>
+        </w:rPr>
+      </w:pPr>
+      <w:r>
+        <w:rPr>
+          <w:rFonts w:ascii="Times New Roman" w:hAnsi="Times New Roman" w:cs="Times New Roman"/>
+          <w:b/>
+          <w:bCs/>
+          <w:sz w:val="24"/>
+          <w:szCs w:val="24"/>
+          <w:lang w:val="en-US"/>
+        </w:rPr>
+        <w:lastRenderedPageBreak/>
+        <w:t>DFD Diagram</w:t>
+      </w:r>
+    </w:p>
+    <w:p>
+      <w:pPr>
+        <w:jc w:val="center"/>
+        <w:rPr>
+          <w:rFonts w:ascii="Times New Roman" w:hAnsi="Times New Roman" w:cs="Times New Roman"/>
+          <w:b/>
+          <w:bCs/>
+          <w:sz w:val="24"/>
+          <w:szCs w:val="24"/>
+          <w:lang w:val="en-US"/>
+        </w:rPr>
+      </w:pPr>
+      <w:r>
+        <w:rPr>
+          <w:rFonts w:ascii="Times New Roman" w:hAnsi="Times New Roman" w:cs="Times New Roman"/>
+          <w:b/>
+          <w:bCs/>
+          <w:sz w:val="24"/>
+          <w:szCs w:val="24"/>
+          <w:lang w:val="en-US"/>
+        </w:rPr>
+        <w:t>&lt;Image&gt;</w:t>
+      </w:r>
+    </w:p>
+    <w:p>
+      <w:pPr>
+        <w:jc w:val="center"/>
+        <w:rPr>
+          <w:rFonts w:ascii="Times New Roman" w:hAnsi="Times New Roman" w:cs="Times New Roman"/>
+          <w:b/>
+          <w:bCs/>
+          <w:sz w:val="24"/>
+          <w:szCs w:val="24"/>
+          <w:lang w:val="en-US"/>
+        </w:rPr>
+      </w:pPr>
+      <w:r>
+        <w:rPr>
+          <w:rFonts w:ascii="Times New Roman" w:hAnsi="Times New Roman" w:cs="Times New Roman"/>
+          <w:b/>
+          <w:bCs/>
+          <w:sz w:val="24"/>
+          <w:szCs w:val="24"/>
+          <w:lang w:val="en-US"/>
+        </w:rPr>
+        <w:t>DFD</w:t>
+      </w:r>
+      <w:r>
+        <w:rPr>
+          <w:rFonts w:ascii="Times New Roman" w:hAnsi="Times New Roman" w:cs="Times New Roman"/>
+          <w:b/>
+          <w:bCs/>
+          <w:sz w:val="24"/>
+          <w:szCs w:val="24"/>
+          <w:lang w:val="en-US"/>
+        </w:rPr>
+        <w:t xml:space="preserve"> Diagram</w:t>
+      </w:r>
+      <w:r>
+        <w:rPr>
+          <w:rFonts w:ascii="Times New Roman" w:hAnsi="Times New Roman" w:cs="Times New Roman"/>
+          <w:b/>
+          <w:bCs/>
+          <w:sz w:val="24"/>
+          <w:szCs w:val="24"/>
+          <w:lang w:val="en-US"/>
+        </w:rPr>
+        <w:t xml:space="preserve"> (Level 0)</w:t>
+      </w:r>
+      <w:r>
+        <w:rPr>
+          <w:rFonts w:ascii="Times New Roman" w:hAnsi="Times New Roman" w:cs="Times New Roman"/>
+          <w:b/>
+          <w:bCs/>
+          <w:sz w:val="24"/>
+          <w:szCs w:val="24"/>
+          <w:lang w:val="en-US"/>
+        </w:rPr>
+        <w:t xml:space="preserve"> – Face Recognition based Attendance System</w:t>
+      </w:r>
+    </w:p>
+    <w:p>
+      <w:pPr>
+        <w:rPr>
+          <w:rFonts w:ascii="Times New Roman" w:hAnsi="Times New Roman" w:cs="Times New Roman"/>
+          <w:b/>
+          <w:bCs/>
+          <w:sz w:val="24"/>
+          <w:szCs w:val="24"/>
+          <w:lang w:val="en-US"/>
+        </w:rPr>
+      </w:pPr>
+      <w:r>
+        <w:rPr>
+          <w:rFonts w:ascii="Times New Roman" w:hAnsi="Times New Roman" w:cs="Times New Roman"/>
+          <w:b/>
+          <w:bCs/>
+          <w:sz w:val="24"/>
+          <w:szCs w:val="24"/>
+          <w:lang w:val="en-US"/>
+        </w:rPr>
+        <w:br w:type="page"/>
+      </w:r>
+    </w:p>
+    <w:p>
+      <w:pPr>
+        <w:jc w:val="center"/>
+        <w:rPr>
+          <w:rFonts w:ascii="Times New Roman" w:hAnsi="Times New Roman" w:cs="Times New Roman"/>
+          <w:b/>
+          <w:bCs/>
+          <w:sz w:val="24"/>
+          <w:szCs w:val="24"/>
+          <w:lang w:val="en-US"/>
+        </w:rPr>
+      </w:pPr>
+      <w:r>
+        <w:rPr>
+          <w:rFonts w:ascii="Times New Roman" w:hAnsi="Times New Roman" w:cs="Times New Roman"/>
+          <w:b/>
+          <w:bCs/>
+          <w:sz w:val="24"/>
+          <w:szCs w:val="24"/>
+          <w:lang w:val="en-US"/>
+        </w:rPr>
+        <w:lastRenderedPageBreak/>
+        <w:t>&lt;Image&gt;</w:t>
+      </w:r>
+    </w:p>
+    <w:p>
+      <w:pPr>
+        <w:jc w:val="center"/>
+        <w:rPr>
+          <w:rFonts w:ascii="Times New Roman" w:hAnsi="Times New Roman" w:cs="Times New Roman"/>
+          <w:b/>
+          <w:bCs/>
+          <w:sz w:val="24"/>
+          <w:szCs w:val="24"/>
+          <w:lang w:val="en-US"/>
+        </w:rPr>
+      </w:pPr>
+      <w:r>
+        <w:rPr>
+          <w:rFonts w:ascii="Times New Roman" w:hAnsi="Times New Roman" w:cs="Times New Roman"/>
+          <w:b/>
+          <w:bCs/>
+          <w:sz w:val="24"/>
+          <w:szCs w:val="24"/>
+          <w:lang w:val="en-US"/>
+        </w:rPr>
+        <w:t xml:space="preserve">DFD Diagram (Level </w:t>
+      </w:r>
+      <w:r>
+        <w:rPr>
+          <w:rFonts w:ascii="Times New Roman" w:hAnsi="Times New Roman" w:cs="Times New Roman"/>
+          <w:b/>
+          <w:bCs/>
+          <w:sz w:val="24"/>
+          <w:szCs w:val="24"/>
+          <w:lang w:val="en-US"/>
+        </w:rPr>
+        <w:t>1</w:t>
+      </w:r>
+      <w:r>
+        <w:rPr>
+          <w:rFonts w:ascii="Times New Roman" w:hAnsi="Times New Roman" w:cs="Times New Roman"/>
+          <w:b/>
+          <w:bCs/>
+          <w:sz w:val="24"/>
+          <w:szCs w:val="24"/>
+          <w:lang w:val="en-US"/>
+        </w:rPr>
+        <w:t>) – Face Recognition based Attendance System</w:t>
+      </w:r>
+    </w:p>
+    <w:p>
+      <w:pPr>
+        <w:rPr>
+          <w:rFonts w:ascii="Times New Roman" w:hAnsi="Times New Roman" w:cs="Times New Roman"/>
+          <w:b/>
+          <w:bCs/>
+          <w:sz w:val="24"/>
+          <w:szCs w:val="24"/>
+          <w:lang w:val="en-US"/>
+        </w:rPr>
+      </w:pPr>
+      <w:r>
+        <w:rPr>
+          <w:rFonts w:ascii="Times New Roman" w:hAnsi="Times New Roman" w:cs="Times New Roman"/>
+          <w:b/>
+          <w:bCs/>
+          <w:sz w:val="24"/>
+          <w:szCs w:val="24"/>
+          <w:lang w:val="en-US"/>
+        </w:rPr>
+        <w:br w:type="page"/>
+      </w:r>
+    </w:p>
+    <w:p>
+      <w:pPr>
+        <w:jc w:val="center"/>
+        <w:rPr>
+          <w:rFonts w:ascii="Times New Roman" w:hAnsi="Times New Roman" w:cs="Times New Roman"/>
+          <w:b/>
+          <w:bCs/>
+          <w:sz w:val="24"/>
+          <w:szCs w:val="24"/>
+          <w:lang w:val="en-US"/>
+        </w:rPr>
+      </w:pPr>
+      <w:r>
+        <w:rPr>
+          <w:rFonts w:ascii="Times New Roman" w:hAnsi="Times New Roman" w:cs="Times New Roman"/>
+          <w:b/>
+          <w:bCs/>
+          <w:sz w:val="24"/>
+          <w:szCs w:val="24"/>
+          <w:lang w:val="en-US"/>
+        </w:rPr>
+        <w:lastRenderedPageBreak/>
+        <w:t>&lt;Image&gt;</w:t>
+      </w:r>
+    </w:p>
+    <w:p>
+      <w:pPr>
+        <w:jc w:val="center"/>
+        <w:rPr>
+          <w:rFonts w:ascii="Times New Roman" w:hAnsi="Times New Roman" w:cs="Times New Roman"/>
+          <w:b/>
+          <w:bCs/>
+          <w:sz w:val="24"/>
+          <w:szCs w:val="24"/>
+          <w:lang w:val="en-US"/>
+        </w:rPr>
+      </w:pPr>
+      <w:r>
+        <w:rPr>
+          <w:rFonts w:ascii="Times New Roman" w:hAnsi="Times New Roman" w:cs="Times New Roman"/>
+          <w:b/>
+          <w:bCs/>
+          <w:sz w:val="24"/>
+          <w:szCs w:val="24"/>
+          <w:lang w:val="en-US"/>
+        </w:rPr>
+        <w:t xml:space="preserve">DFD Diagram (Level </w:t>
+      </w:r>
+      <w:r>
+        <w:rPr>
+          <w:rFonts w:ascii="Times New Roman" w:hAnsi="Times New Roman" w:cs="Times New Roman"/>
+          <w:b/>
+          <w:bCs/>
+          <w:sz w:val="24"/>
+          <w:szCs w:val="24"/>
+          <w:lang w:val="en-US"/>
+        </w:rPr>
+        <w:t>2</w:t>
+      </w:r>
+      <w:r>
+        <w:rPr>
+          <w:rFonts w:ascii="Times New Roman" w:hAnsi="Times New Roman" w:cs="Times New Roman"/>
+          <w:b/>
+          <w:bCs/>
+          <w:sz w:val="24"/>
+          <w:szCs w:val="24"/>
+          <w:lang w:val="en-US"/>
+        </w:rPr>
+        <w:t>) – Face Recognition based Attendance System</w:t>
+      </w:r>
+    </w:p>
+    <w:p>
+      <w:pPr>
+        <w:rPr>
+          <w:rFonts w:ascii="Times New Roman" w:hAnsi="Times New Roman" w:cs="Times New Roman"/>
+          <w:b/>
+          <w:bCs/>
+          <w:sz w:val="24"/>
+          <w:szCs w:val="24"/>
+          <w:lang w:val="en-US"/>
+        </w:rPr>
+      </w:pPr>
     </w:p>
     <w:sectPr>
       <w:pgSz w:w="11906" w:h="16838"/>
@@ -1356,6 +1976,7 @@
   <w:style w:type="character" w:default="1" w:styleId="DefaultParagraphFont">
     <w:name w:val="Default Paragraph Font"/>
     <w:uiPriority w:val="1"/>
+    <w:semiHidden/>
     <w:unhideWhenUsed/>
   </w:style>
   <w:style w:type="table" w:default="1" w:styleId="TableNormal">

--- a/SRS DOCUMENT.docx
+++ b/SRS DOCUMENT.docx
@@ -33,12 +33,7 @@
           <w:numId w:val="2"/>
         </w:numPr>
         <w:rPr>
-          <w:rFonts w:ascii="Times New Roman" w:hAnsi="Times New Roman" w:cs="Times New Roman"/>
-          <w:b/>
-          <w:bCs/>
-          <w:sz w:val="24"/>
-          <w:szCs w:val="24"/>
-          <w:lang w:val="en-US"/>
+          <w:lang w:bidi="hi-IN"/>
         </w:rPr>
       </w:pPr>
       <w:r>
@@ -52,6 +47,38 @@
         </w:rPr>
         <w:t>ER Diagram</w:t>
       </w:r>
+    </w:p>
+    <w:p>
+      <w:pPr>
+        <w:jc w:val="both"/>
+        <w:rPr>
+          <w:rFonts w:ascii="Times New Roman" w:hAnsi="Times New Roman" w:cs="Times New Roman"/>
+          <w:sz w:val="24"/>
+          <w:szCs w:val="24"/>
+          <w:lang w:bidi="hi-IN"/>
+        </w:rPr>
+      </w:pPr>
+      <w:r>
+        <w:rPr>
+          <w:rFonts w:ascii="Times New Roman" w:hAnsi="Times New Roman" w:cs="Times New Roman"/>
+          <w:sz w:val="24"/>
+          <w:szCs w:val="24"/>
+          <w:lang w:bidi="hi-IN"/>
+        </w:rPr>
+        <w:t>The ER diagram represents the logical structure of the Face Recognition–Based Attendance System. It shows entities such as Student, Faculty, Session, Attendance, and their relationships. This diagram helps in designing an efficient and well-structured database</w:t>
+      </w:r>
+    </w:p>
+    <w:p>
+      <w:pPr>
+        <w:rPr>
+          <w:rFonts w:ascii="Times New Roman" w:hAnsi="Times New Roman" w:cs="Times New Roman"/>
+          <w:b/>
+          <w:bCs/>
+          <w:sz w:val="24"/>
+          <w:szCs w:val="24"/>
+          <w:lang w:val="en-US"/>
+        </w:rPr>
+      </w:pPr>
     </w:p>
     <w:p>
       <w:pPr>
@@ -86,7 +113,7 @@
                     </pic:cNvPicPr>
                   </pic:nvPicPr>
                   <pic:blipFill>
-                    <a:blip r:embed="rId5" cstate="print">
+                    <a:blip r:embed="rId7" cstate="print">
                       <a:extLst>
                         <a:ext uri="{28A0092B-C50C-407E-A947-70E740481C1C}">
                           <a14:useLocalDpi xmlns:a14="http://schemas.microsoft.com/office/drawing/2010/main" val="0"/>
@@ -132,6 +159,29 @@
     </w:p>
     <w:p>
       <w:pPr>
+        <w:rPr>
+          <w:rFonts w:ascii="Times New Roman" w:hAnsi="Times New Roman" w:cs="Times New Roman"/>
+          <w:b/>
+          <w:bCs/>
+          <w:sz w:val="24"/>
+          <w:szCs w:val="24"/>
+          <w:lang w:val="en-US"/>
+        </w:rPr>
+      </w:pPr>
+      <w:r>
+        <w:rPr>
+          <w:rFonts w:ascii="Times New Roman" w:hAnsi="Times New Roman" w:cs="Times New Roman"/>
+          <w:b/>
+          <w:bCs/>
+          <w:sz w:val="24"/>
+          <w:szCs w:val="24"/>
+          <w:lang w:val="en-US"/>
+        </w:rPr>
+        <w:br w:type="page"/>
+      </w:r>
+    </w:p>
+    <w:p>
+      <w:pPr>
         <w:pStyle w:val="ListParagraph"/>
         <w:numPr>
           <w:ilvl w:val="0"/>
@@ -155,15 +205,15 @@
           <w:szCs w:val="24"/>
           <w:lang w:val="en-US"/>
         </w:rPr>
+        <w:lastRenderedPageBreak/>
         <w:t>Use case Diagram</w:t>
       </w:r>
     </w:p>
     <w:p>
       <w:pPr>
-        <w:rPr>
-          <w:rFonts w:ascii="Times New Roman" w:hAnsi="Times New Roman" w:cs="Times New Roman"/>
-          <w:b/>
-          <w:bCs/>
+        <w:jc w:val="both"/>
+        <w:rPr>
+          <w:rFonts w:ascii="Times New Roman" w:hAnsi="Times New Roman" w:cs="Times New Roman"/>
           <w:sz w:val="24"/>
           <w:szCs w:val="24"/>
           <w:lang w:val="en-US"/>
@@ -171,13 +221,66 @@
       </w:pPr>
       <w:r>
         <w:rPr>
+          <w:rFonts w:ascii="Times New Roman" w:hAnsi="Times New Roman" w:cs="Times New Roman"/>
+          <w:sz w:val="24"/>
+          <w:szCs w:val="24"/>
+        </w:rPr>
+        <w:t xml:space="preserve">The use case diagram describes the functional </w:t>
+      </w:r>
+      <w:proofErr w:type="spellStart"/>
+      <w:r>
+        <w:rPr>
+          <w:rFonts w:ascii="Times New Roman" w:hAnsi="Times New Roman" w:cs="Times New Roman"/>
+          <w:sz w:val="24"/>
+          <w:szCs w:val="24"/>
+        </w:rPr>
+        <w:t>behavior</w:t>
+      </w:r>
+      <w:proofErr w:type="spellEnd"/>
+      <w:r>
+        <w:rPr>
+          <w:rFonts w:ascii="Times New Roman" w:hAnsi="Times New Roman" w:cs="Times New Roman"/>
+          <w:sz w:val="24"/>
+          <w:szCs w:val="24"/>
+        </w:rPr>
+        <w:t xml:space="preserve"> of the system from the user’s perspective. It shows interactions between actors such as Student and Faculty with system functionalities. This diagram helps in identifying system requirements and user roles.</w:t>
+      </w:r>
+    </w:p>
+    <w:p>
+      <w:pPr>
+        <w:pStyle w:val="ListParagraph"/>
+        <w:ind w:left="785"/>
+        <w:rPr>
+          <w:rFonts w:ascii="Times New Roman" w:hAnsi="Times New Roman" w:cs="Times New Roman"/>
+          <w:b/>
+          <w:bCs/>
+          <w:sz w:val="24"/>
+          <w:szCs w:val="24"/>
+          <w:lang w:val="en-US"/>
+        </w:rPr>
+      </w:pPr>
+    </w:p>
+    <w:p>
+      <w:pPr>
+        <w:pStyle w:val="ListParagraph"/>
+        <w:ind w:left="785"/>
+        <w:rPr>
+          <w:rFonts w:ascii="Times New Roman" w:hAnsi="Times New Roman" w:cs="Times New Roman"/>
+          <w:b/>
+          <w:bCs/>
+          <w:sz w:val="24"/>
+          <w:szCs w:val="24"/>
+          <w:lang w:val="en-US"/>
+        </w:rPr>
+      </w:pPr>
+      <w:r>
+        <w:rPr>
           <w:noProof/>
         </w:rPr>
-        <w:lastRenderedPageBreak/>
         <w:drawing>
-          <wp:inline distT="0" distB="0" distL="0" distR="0" wp14:anchorId="6322ACA9" wp14:editId="486D1E70">
-            <wp:extent cx="2864485" cy="8863330"/>
-            <wp:effectExtent l="0" t="0" r="0" b="0"/>
+          <wp:inline distT="0" distB="0" distL="0" distR="0" wp14:anchorId="6322ACA9" wp14:editId="309945C6">
+            <wp:extent cx="1843806" cy="5705130"/>
+            <wp:effectExtent l="0" t="0" r="4445" b="0"/>
             <wp:docPr id="275959701" name="Picture 3"/>
             <wp:cNvGraphicFramePr>
               <a:graphicFrameLocks xmlns:a="http://schemas.openxmlformats.org/drawingml/2006/main" noChangeAspect="1"/>
@@ -192,7 +295,7 @@
                     </pic:cNvPicPr>
                   </pic:nvPicPr>
                   <pic:blipFill>
-                    <a:blip r:embed="rId6">
+                    <a:blip r:embed="rId8" cstate="print">
                       <a:extLst>
                         <a:ext uri="{28A0092B-C50C-407E-A947-70E740481C1C}">
                           <a14:useLocalDpi xmlns:a14="http://schemas.microsoft.com/office/drawing/2010/main" val="0"/>
@@ -207,7 +310,7 @@
                   <pic:spPr bwMode="auto">
                     <a:xfrm>
                       <a:off x="0" y="0"/>
-                      <a:ext cx="2864485" cy="8863330"/>
+                      <a:ext cx="1847075" cy="5715244"/>
                     </a:xfrm>
                     <a:prstGeom prst="rect">
                       <a:avLst/>
@@ -226,6 +329,29 @@
     </w:p>
     <w:p>
       <w:pPr>
+        <w:rPr>
+          <w:rFonts w:ascii="Times New Roman" w:hAnsi="Times New Roman" w:cs="Times New Roman"/>
+          <w:b/>
+          <w:bCs/>
+          <w:sz w:val="24"/>
+          <w:szCs w:val="24"/>
+          <w:lang w:val="en-US"/>
+        </w:rPr>
+      </w:pPr>
+      <w:r>
+        <w:rPr>
+          <w:rFonts w:ascii="Times New Roman" w:hAnsi="Times New Roman" w:cs="Times New Roman"/>
+          <w:b/>
+          <w:bCs/>
+          <w:sz w:val="24"/>
+          <w:szCs w:val="24"/>
+          <w:lang w:val="en-US"/>
+        </w:rPr>
+        <w:br w:type="page"/>
+      </w:r>
+    </w:p>
+    <w:p>
+      <w:pPr>
         <w:pStyle w:val="ListParagraph"/>
         <w:numPr>
           <w:ilvl w:val="0"/>
@@ -255,10 +381,9 @@
     </w:p>
     <w:p>
       <w:pPr>
-        <w:rPr>
-          <w:rFonts w:ascii="Times New Roman" w:hAnsi="Times New Roman" w:cs="Times New Roman"/>
-          <w:b/>
-          <w:bCs/>
+        <w:jc w:val="both"/>
+        <w:rPr>
+          <w:rFonts w:ascii="Times New Roman" w:hAnsi="Times New Roman" w:cs="Times New Roman"/>
           <w:sz w:val="24"/>
           <w:szCs w:val="24"/>
           <w:lang w:val="en-US"/>
@@ -269,9 +394,25 @@
           <w:noProof/>
         </w:rPr>
         <w:drawing>
-          <wp:inline distT="0" distB="0" distL="0" distR="0" wp14:anchorId="394B9066" wp14:editId="12F2F656">
+          <wp:anchor distT="0" distB="0" distL="114300" distR="114300" simplePos="0" relativeHeight="251662336" behindDoc="0" locked="0" layoutInCell="1" allowOverlap="1" wp14:anchorId="394B9066" wp14:editId="6DD28B31">
+            <wp:simplePos x="0" y="0"/>
+            <wp:positionH relativeFrom="column">
+              <wp:posOffset>0</wp:posOffset>
+            </wp:positionH>
+            <wp:positionV relativeFrom="paragraph">
+              <wp:posOffset>1080770</wp:posOffset>
+            </wp:positionV>
             <wp:extent cx="5731510" cy="6172200"/>
             <wp:effectExtent l="0" t="0" r="2540" b="0"/>
+            <wp:wrapThrough wrapText="bothSides">
+              <wp:wrapPolygon edited="0">
+                <wp:start x="0" y="0"/>
+                <wp:lineTo x="0" y="21533"/>
+                <wp:lineTo x="21538" y="21533"/>
+                <wp:lineTo x="21538" y="0"/>
+                <wp:lineTo x="0" y="0"/>
+              </wp:wrapPolygon>
+            </wp:wrapThrough>
             <wp:docPr id="1673702799" name="Picture 4"/>
             <wp:cNvGraphicFramePr>
               <a:graphicFrameLocks xmlns:a="http://schemas.openxmlformats.org/drawingml/2006/main" noChangeAspect="1"/>
@@ -286,7 +427,7 @@
                     </pic:cNvPicPr>
                   </pic:nvPicPr>
                   <pic:blipFill>
-                    <a:blip r:embed="rId7">
+                    <a:blip r:embed="rId9">
                       <a:extLst>
                         <a:ext uri="{28A0092B-C50C-407E-A947-70E740481C1C}">
                           <a14:useLocalDpi xmlns:a14="http://schemas.microsoft.com/office/drawing/2010/main" val="0"/>
@@ -314,21 +455,52 @@
                 </pic:pic>
               </a:graphicData>
             </a:graphic>
-          </wp:inline>
+          </wp:anchor>
         </w:drawing>
       </w:r>
-    </w:p>
-    <w:p>
-      <w:pPr>
-        <w:rPr>
-          <w:rFonts w:ascii="Times New Roman" w:hAnsi="Times New Roman" w:cs="Times New Roman"/>
-          <w:b/>
-          <w:bCs/>
-          <w:sz w:val="24"/>
-          <w:szCs w:val="24"/>
-          <w:lang w:val="en-US"/>
-        </w:rPr>
-      </w:pPr>
+      <w:r>
+        <w:rPr>
+          <w:rFonts w:ascii="Times New Roman" w:hAnsi="Times New Roman" w:cs="Times New Roman"/>
+          <w:sz w:val="24"/>
+          <w:szCs w:val="24"/>
+        </w:rPr>
+        <w:t>The class diagram provides a structural view of the system by illustrating classes, their attributes, methods, and relationships. It represents core components such as Student, Faculty, BLE Module, Face Recognition, and Attendance. This diagram helps in understanding the object-oriented design of the system.</w:t>
+      </w:r>
+    </w:p>
+    <w:p>
+      <w:pPr>
+        <w:rPr>
+          <w:rFonts w:ascii="Times New Roman" w:hAnsi="Times New Roman" w:cs="Times New Roman"/>
+          <w:b/>
+          <w:bCs/>
+          <w:sz w:val="24"/>
+          <w:szCs w:val="24"/>
+          <w:lang w:val="en-US"/>
+        </w:rPr>
+      </w:pPr>
+    </w:p>
+    <w:p>
+      <w:pPr>
+        <w:rPr>
+          <w:rFonts w:ascii="Times New Roman" w:hAnsi="Times New Roman" w:cs="Times New Roman"/>
+          <w:b/>
+          <w:bCs/>
+          <w:sz w:val="24"/>
+          <w:szCs w:val="24"/>
+          <w:lang w:val="en-US"/>
+        </w:rPr>
+      </w:pPr>
+      <w:r>
+        <w:rPr>
+          <w:rFonts w:ascii="Times New Roman" w:hAnsi="Times New Roman" w:cs="Times New Roman"/>
+          <w:b/>
+          <w:bCs/>
+          <w:sz w:val="24"/>
+          <w:szCs w:val="24"/>
+          <w:lang w:val="en-US"/>
+        </w:rPr>
+        <w:br w:type="page"/>
+      </w:r>
     </w:p>
     <w:p>
       <w:pPr>
@@ -355,15 +527,15 @@
           <w:szCs w:val="24"/>
           <w:lang w:val="en-US"/>
         </w:rPr>
+        <w:lastRenderedPageBreak/>
         <w:t>Sequence Diagram</w:t>
       </w:r>
     </w:p>
     <w:p>
       <w:pPr>
-        <w:rPr>
-          <w:rFonts w:ascii="Times New Roman" w:hAnsi="Times New Roman" w:cs="Times New Roman"/>
-          <w:b/>
-          <w:bCs/>
+        <w:jc w:val="both"/>
+        <w:rPr>
+          <w:rFonts w:ascii="Times New Roman" w:hAnsi="Times New Roman" w:cs="Times New Roman"/>
           <w:sz w:val="24"/>
           <w:szCs w:val="24"/>
           <w:lang w:val="en-US"/>
@@ -371,9 +543,28 @@
       </w:pPr>
       <w:r>
         <w:rPr>
+          <w:rFonts w:ascii="Times New Roman" w:hAnsi="Times New Roman" w:cs="Times New Roman"/>
+          <w:sz w:val="24"/>
+          <w:szCs w:val="24"/>
+        </w:rPr>
+        <w:t>The sequence diagram illustrates the time-ordered interaction between system components during attendance marking. It shows how BLE authorization, face recognition, and liveness detection occur step by step. This diagram helps in understanding the execution flow of the system.</w:t>
+      </w:r>
+    </w:p>
+    <w:p>
+      <w:pPr>
+        <w:rPr>
+          <w:rFonts w:ascii="Times New Roman" w:hAnsi="Times New Roman" w:cs="Times New Roman"/>
+          <w:b/>
+          <w:bCs/>
+          <w:sz w:val="24"/>
+          <w:szCs w:val="24"/>
+          <w:lang w:val="en-US"/>
+        </w:rPr>
+      </w:pPr>
+      <w:r>
+        <w:rPr>
           <w:noProof/>
         </w:rPr>
-        <w:lastRenderedPageBreak/>
         <w:drawing>
           <wp:inline distT="0" distB="0" distL="0" distR="0" wp14:anchorId="12C6CBF3" wp14:editId="429780B2">
             <wp:extent cx="5731510" cy="4387850"/>
@@ -392,7 +583,7 @@
                     </pic:cNvPicPr>
                   </pic:nvPicPr>
                   <pic:blipFill>
-                    <a:blip r:embed="rId8">
+                    <a:blip r:embed="rId10">
                       <a:extLst>
                         <a:ext uri="{28A0092B-C50C-407E-A947-70E740481C1C}">
                           <a14:useLocalDpi xmlns:a14="http://schemas.microsoft.com/office/drawing/2010/main" val="0"/>
@@ -435,6 +626,17 @@
           <w:lang w:val="en-US"/>
         </w:rPr>
       </w:pPr>
+      <w:r>
+        <w:rPr>
+          <w:rFonts w:ascii="Times New Roman" w:hAnsi="Times New Roman" w:cs="Times New Roman"/>
+          <w:b/>
+          <w:bCs/>
+          <w:sz w:val="24"/>
+          <w:szCs w:val="24"/>
+          <w:lang w:val="en-US"/>
+        </w:rPr>
+        <w:br w:type="page"/>
+      </w:r>
     </w:p>
     <w:p>
       <w:pPr>
@@ -461,15 +663,15 @@
           <w:szCs w:val="24"/>
           <w:lang w:val="en-US"/>
         </w:rPr>
+        <w:lastRenderedPageBreak/>
         <w:t>Activity Diagram</w:t>
       </w:r>
     </w:p>
     <w:p>
       <w:pPr>
-        <w:rPr>
-          <w:rFonts w:ascii="Times New Roman" w:hAnsi="Times New Roman" w:cs="Times New Roman"/>
-          <w:b/>
-          <w:bCs/>
+        <w:jc w:val="both"/>
+        <w:rPr>
+          <w:rFonts w:ascii="Times New Roman" w:hAnsi="Times New Roman" w:cs="Times New Roman"/>
           <w:sz w:val="24"/>
           <w:szCs w:val="24"/>
           <w:lang w:val="en-US"/>
@@ -477,13 +679,35 @@
       </w:pPr>
       <w:r>
         <w:rPr>
+          <w:rFonts w:ascii="Times New Roman" w:hAnsi="Times New Roman" w:cs="Times New Roman"/>
+          <w:sz w:val="24"/>
+          <w:szCs w:val="24"/>
+        </w:rPr>
+        <w:t>The activity diagram represents the workflow of the attendance process. It shows the sequence of activities from BLE signal detection to face verification and attendance marking. This diagram helps in visualizing decision points and control flow in the system.</w:t>
+      </w:r>
+    </w:p>
+    <w:p>
+      <w:pPr>
+        <w:rPr>
           <w:noProof/>
         </w:rPr>
-        <w:lastRenderedPageBreak/>
+      </w:pPr>
+      <w:r>
+        <w:rPr>
+          <w:noProof/>
+        </w:rPr>
         <w:drawing>
-          <wp:inline distT="0" distB="0" distL="0" distR="0" wp14:anchorId="7935D84C" wp14:editId="196CBCD8">
+          <wp:anchor distT="0" distB="0" distL="114300" distR="114300" simplePos="0" relativeHeight="251658240" behindDoc="0" locked="0" layoutInCell="1" allowOverlap="1" wp14:anchorId="7935D84C" wp14:editId="1CF8AD9F">
+            <wp:simplePos x="0" y="0"/>
+            <wp:positionH relativeFrom="column">
+              <wp:posOffset>118534</wp:posOffset>
+            </wp:positionH>
+            <wp:positionV relativeFrom="paragraph">
+              <wp:posOffset>251460</wp:posOffset>
+            </wp:positionV>
             <wp:extent cx="5731510" cy="4387850"/>
             <wp:effectExtent l="0" t="0" r="2540" b="0"/>
+            <wp:wrapNone/>
             <wp:docPr id="1063207855" name="Picture 6"/>
             <wp:cNvGraphicFramePr>
               <a:graphicFrameLocks xmlns:a="http://schemas.openxmlformats.org/drawingml/2006/main" noChangeAspect="1"/>
@@ -498,7 +722,7 @@
                     </pic:cNvPicPr>
                   </pic:nvPicPr>
                   <pic:blipFill>
-                    <a:blip r:embed="rId8">
+                    <a:blip r:embed="rId10">
                       <a:extLst>
                         <a:ext uri="{28A0092B-C50C-407E-A947-70E740481C1C}">
                           <a14:useLocalDpi xmlns:a14="http://schemas.microsoft.com/office/drawing/2010/main" val="0"/>
@@ -526,8 +750,1321 @@
                 </pic:pic>
               </a:graphicData>
             </a:graphic>
-          </wp:inline>
+          </wp:anchor>
         </w:drawing>
+      </w:r>
+    </w:p>
+    <w:p>
+      <w:pPr>
+        <w:rPr>
+          <w:noProof/>
+        </w:rPr>
+      </w:pPr>
+    </w:p>
+    <w:p>
+      <w:pPr>
+        <w:rPr>
+          <w:noProof/>
+        </w:rPr>
+      </w:pPr>
+    </w:p>
+    <w:p>
+      <w:pPr>
+        <w:rPr>
+          <w:noProof/>
+        </w:rPr>
+      </w:pPr>
+    </w:p>
+    <w:p>
+      <w:pPr>
+        <w:rPr>
+          <w:rFonts w:ascii="Times New Roman" w:hAnsi="Times New Roman" w:cs="Times New Roman"/>
+          <w:b/>
+          <w:bCs/>
+          <w:sz w:val="24"/>
+          <w:szCs w:val="24"/>
+          <w:lang w:val="en-US"/>
+        </w:rPr>
+      </w:pPr>
+      <w:r>
+        <w:rPr>
+          <w:rFonts w:ascii="Times New Roman" w:hAnsi="Times New Roman" w:cs="Times New Roman"/>
+          <w:b/>
+          <w:bCs/>
+          <w:sz w:val="24"/>
+          <w:szCs w:val="24"/>
+          <w:lang w:val="en-US"/>
+        </w:rPr>
+        <w:br w:type="page"/>
+      </w:r>
+    </w:p>
+    <w:p>
+      <w:pPr>
+        <w:pStyle w:val="ListParagraph"/>
+        <w:numPr>
+          <w:ilvl w:val="0"/>
+          <w:numId w:val="2"/>
+        </w:numPr>
+        <w:rPr>
+          <w:rFonts w:ascii="Times New Roman" w:hAnsi="Times New Roman" w:cs="Times New Roman"/>
+          <w:b/>
+          <w:bCs/>
+          <w:sz w:val="24"/>
+          <w:szCs w:val="24"/>
+          <w:lang w:val="en-US"/>
+        </w:rPr>
+      </w:pPr>
+      <w:r>
+        <w:rPr>
+          <w:rFonts w:ascii="Times New Roman" w:hAnsi="Times New Roman" w:cs="Times New Roman"/>
+          <w:b/>
+          <w:bCs/>
+          <w:sz w:val="24"/>
+          <w:szCs w:val="24"/>
+          <w:lang w:val="en-US"/>
+        </w:rPr>
+        <w:lastRenderedPageBreak/>
+        <w:t>Data Flow Diagram</w:t>
+      </w:r>
+    </w:p>
+    <w:p>
+      <w:pPr>
+        <w:jc w:val="both"/>
+        <w:rPr>
+          <w:rFonts w:ascii="Times New Roman" w:hAnsi="Times New Roman" w:cs="Times New Roman"/>
+          <w:sz w:val="24"/>
+          <w:szCs w:val="24"/>
+        </w:rPr>
+      </w:pPr>
+      <w:r>
+        <w:rPr>
+          <w:rFonts w:ascii="Times New Roman" w:hAnsi="Times New Roman" w:cs="Times New Roman"/>
+          <w:sz w:val="24"/>
+          <w:szCs w:val="24"/>
+        </w:rPr>
+        <w:t>A Data Flow Diagram (DFD) represents the flow of data within the Face Recognition–Based Attendance System. It shows how data such as BLE authorization signals and live facial inputs are processed to verify student presence. The DFD helps in understanding interactions between students, faculty, system modules, and the attendance database to ensure secure and accurate attendance marking.</w:t>
+      </w:r>
+    </w:p>
+    <w:p>
+      <w:pPr>
+        <w:jc w:val="both"/>
+        <w:rPr>
+          <w:rFonts w:ascii="Times New Roman" w:hAnsi="Times New Roman" w:cs="Times New Roman"/>
+          <w:sz w:val="24"/>
+          <w:szCs w:val="24"/>
+        </w:rPr>
+      </w:pPr>
+    </w:p>
+    <w:p>
+      <w:pPr>
+        <w:jc w:val="both"/>
+        <w:rPr>
+          <w:rFonts w:ascii="Times New Roman" w:hAnsi="Times New Roman" w:cs="Times New Roman"/>
+          <w:sz w:val="24"/>
+          <w:szCs w:val="24"/>
+        </w:rPr>
+      </w:pPr>
+    </w:p>
+    <w:p>
+      <w:pPr>
+        <w:jc w:val="both"/>
+        <w:rPr>
+          <w:rFonts w:ascii="Times New Roman" w:hAnsi="Times New Roman" w:cs="Times New Roman"/>
+          <w:sz w:val="24"/>
+          <w:szCs w:val="24"/>
+        </w:rPr>
+      </w:pPr>
+    </w:p>
+    <w:p>
+      <w:pPr>
+        <w:rPr>
+          <w:rFonts w:ascii="Times New Roman" w:hAnsi="Times New Roman" w:cs="Times New Roman"/>
+          <w:b/>
+          <w:bCs/>
+          <w:sz w:val="24"/>
+          <w:szCs w:val="24"/>
+          <w:lang w:val="en-US"/>
+        </w:rPr>
+      </w:pPr>
+      <w:r>
+        <w:rPr>
+          <w:rFonts w:ascii="Times New Roman" w:hAnsi="Times New Roman" w:cs="Times New Roman"/>
+          <w:sz w:val="24"/>
+          <w:szCs w:val="24"/>
+        </w:rPr>
+        <w:drawing>
+          <wp:anchor distT="0" distB="0" distL="114300" distR="114300" simplePos="0" relativeHeight="251659264" behindDoc="0" locked="0" layoutInCell="1" allowOverlap="1" wp14:anchorId="6F63BF5E" wp14:editId="3641DC24">
+            <wp:simplePos x="0" y="0"/>
+            <wp:positionH relativeFrom="column">
+              <wp:posOffset>-16510</wp:posOffset>
+            </wp:positionH>
+            <wp:positionV relativeFrom="paragraph">
+              <wp:posOffset>56515</wp:posOffset>
+            </wp:positionV>
+            <wp:extent cx="5731510" cy="3032125"/>
+            <wp:effectExtent l="0" t="0" r="2540" b="0"/>
+            <wp:wrapNone/>
+            <wp:docPr id="835452085" name="Picture 1"/>
+            <wp:cNvGraphicFramePr>
+              <a:graphicFrameLocks xmlns:a="http://schemas.openxmlformats.org/drawingml/2006/main" noChangeAspect="1"/>
+            </wp:cNvGraphicFramePr>
+            <a:graphic xmlns:a="http://schemas.openxmlformats.org/drawingml/2006/main">
+              <a:graphicData uri="http://schemas.openxmlformats.org/drawingml/2006/picture">
+                <pic:pic xmlns:pic="http://schemas.openxmlformats.org/drawingml/2006/picture">
+                  <pic:nvPicPr>
+                    <pic:cNvPr id="835452085" name=""/>
+                    <pic:cNvPicPr/>
+                  </pic:nvPicPr>
+                  <pic:blipFill>
+                    <a:blip r:embed="rId11">
+                      <a:extLst>
+                        <a:ext uri="{28A0092B-C50C-407E-A947-70E740481C1C}">
+                          <a14:useLocalDpi xmlns:a14="http://schemas.microsoft.com/office/drawing/2010/main" val="0"/>
+                        </a:ext>
+                      </a:extLst>
+                    </a:blip>
+                    <a:stretch>
+                      <a:fillRect/>
+                    </a:stretch>
+                  </pic:blipFill>
+                  <pic:spPr>
+                    <a:xfrm>
+                      <a:off x="0" y="0"/>
+                      <a:ext cx="5731510" cy="3032125"/>
+                    </a:xfrm>
+                    <a:prstGeom prst="rect">
+                      <a:avLst/>
+                    </a:prstGeom>
+                  </pic:spPr>
+                </pic:pic>
+              </a:graphicData>
+            </a:graphic>
+          </wp:anchor>
+        </w:drawing>
+      </w:r>
+    </w:p>
+    <w:p>
+      <w:pPr>
+        <w:rPr>
+          <w:rFonts w:ascii="Times New Roman" w:hAnsi="Times New Roman" w:cs="Times New Roman"/>
+          <w:b/>
+          <w:bCs/>
+          <w:sz w:val="24"/>
+          <w:szCs w:val="24"/>
+          <w:lang w:val="en-US"/>
+        </w:rPr>
+      </w:pPr>
+    </w:p>
+    <w:p>
+      <w:pPr>
+        <w:rPr>
+          <w:rFonts w:ascii="Times New Roman" w:hAnsi="Times New Roman" w:cs="Times New Roman"/>
+          <w:b/>
+          <w:bCs/>
+          <w:sz w:val="24"/>
+          <w:szCs w:val="24"/>
+          <w:lang w:val="en-US"/>
+        </w:rPr>
+      </w:pPr>
+    </w:p>
+    <w:p>
+      <w:pPr>
+        <w:rPr>
+          <w:rFonts w:ascii="Times New Roman" w:hAnsi="Times New Roman" w:cs="Times New Roman"/>
+          <w:b/>
+          <w:bCs/>
+          <w:sz w:val="24"/>
+          <w:szCs w:val="24"/>
+          <w:lang w:val="en-US"/>
+        </w:rPr>
+      </w:pPr>
+    </w:p>
+    <w:p>
+      <w:pPr>
+        <w:rPr>
+          <w:rFonts w:ascii="Times New Roman" w:hAnsi="Times New Roman" w:cs="Times New Roman"/>
+          <w:b/>
+          <w:bCs/>
+          <w:sz w:val="24"/>
+          <w:szCs w:val="24"/>
+          <w:lang w:val="en-US"/>
+        </w:rPr>
+      </w:pPr>
+    </w:p>
+    <w:p>
+      <w:pPr>
+        <w:rPr>
+          <w:rFonts w:ascii="Times New Roman" w:hAnsi="Times New Roman" w:cs="Times New Roman"/>
+          <w:b/>
+          <w:bCs/>
+          <w:sz w:val="24"/>
+          <w:szCs w:val="24"/>
+          <w:lang w:val="en-US"/>
+        </w:rPr>
+      </w:pPr>
+    </w:p>
+    <w:p>
+      <w:pPr>
+        <w:rPr>
+          <w:rFonts w:ascii="Times New Roman" w:hAnsi="Times New Roman" w:cs="Times New Roman"/>
+          <w:b/>
+          <w:bCs/>
+          <w:sz w:val="24"/>
+          <w:szCs w:val="24"/>
+          <w:lang w:val="en-US"/>
+        </w:rPr>
+      </w:pPr>
+    </w:p>
+    <w:p>
+      <w:pPr>
+        <w:rPr>
+          <w:rFonts w:ascii="Times New Roman" w:hAnsi="Times New Roman" w:cs="Times New Roman"/>
+          <w:b/>
+          <w:bCs/>
+          <w:sz w:val="24"/>
+          <w:szCs w:val="24"/>
+          <w:lang w:val="en-US"/>
+        </w:rPr>
+      </w:pPr>
+    </w:p>
+    <w:p>
+      <w:pPr>
+        <w:jc w:val="center"/>
+        <w:rPr>
+          <w:rFonts w:ascii="Times New Roman" w:hAnsi="Times New Roman" w:cs="Times New Roman"/>
+          <w:b/>
+          <w:bCs/>
+          <w:sz w:val="24"/>
+          <w:szCs w:val="24"/>
+          <w:lang w:val="en-US"/>
+        </w:rPr>
+      </w:pPr>
+    </w:p>
+    <w:p>
+      <w:pPr>
+        <w:jc w:val="center"/>
+        <w:rPr>
+          <w:rFonts w:ascii="Times New Roman" w:hAnsi="Times New Roman" w:cs="Times New Roman"/>
+          <w:b/>
+          <w:bCs/>
+          <w:sz w:val="24"/>
+          <w:szCs w:val="24"/>
+          <w:lang w:val="en-US"/>
+        </w:rPr>
+      </w:pPr>
+    </w:p>
+    <w:p>
+      <w:pPr>
+        <w:jc w:val="center"/>
+        <w:rPr>
+          <w:rFonts w:ascii="Times New Roman" w:hAnsi="Times New Roman" w:cs="Times New Roman"/>
+          <w:b/>
+          <w:bCs/>
+          <w:sz w:val="24"/>
+          <w:szCs w:val="24"/>
+          <w:lang w:val="en-US"/>
+        </w:rPr>
+      </w:pPr>
+    </w:p>
+    <w:p>
+      <w:pPr>
+        <w:jc w:val="center"/>
+        <w:rPr>
+          <w:rFonts w:ascii="Times New Roman" w:hAnsi="Times New Roman" w:cs="Times New Roman"/>
+          <w:b/>
+          <w:bCs/>
+          <w:sz w:val="24"/>
+          <w:szCs w:val="24"/>
+          <w:lang w:val="en-US"/>
+        </w:rPr>
+      </w:pPr>
+    </w:p>
+    <w:p>
+      <w:pPr>
+        <w:jc w:val="center"/>
+        <w:rPr>
+          <w:rFonts w:ascii="Times New Roman" w:hAnsi="Times New Roman" w:cs="Times New Roman"/>
+          <w:b/>
+          <w:bCs/>
+          <w:sz w:val="24"/>
+          <w:szCs w:val="24"/>
+          <w:lang w:val="en-US"/>
+        </w:rPr>
+      </w:pPr>
+      <w:r>
+        <w:rPr>
+          <w:rFonts w:ascii="Times New Roman" w:hAnsi="Times New Roman" w:cs="Times New Roman"/>
+          <w:b/>
+          <w:bCs/>
+          <w:sz w:val="24"/>
+          <w:szCs w:val="24"/>
+          <w:lang w:val="en-US"/>
+        </w:rPr>
+        <w:t>DFD Level 0</w:t>
+      </w:r>
+    </w:p>
+    <w:p>
+      <w:pPr>
+        <w:jc w:val="center"/>
+        <w:rPr>
+          <w:rFonts w:ascii="Times New Roman" w:hAnsi="Times New Roman" w:cs="Times New Roman"/>
+          <w:b/>
+          <w:bCs/>
+          <w:sz w:val="24"/>
+          <w:szCs w:val="24"/>
+          <w:lang w:val="en-US"/>
+        </w:rPr>
+      </w:pPr>
+    </w:p>
+    <w:p>
+      <w:pPr>
+        <w:jc w:val="center"/>
+        <w:rPr>
+          <w:rFonts w:ascii="Times New Roman" w:hAnsi="Times New Roman" w:cs="Times New Roman"/>
+          <w:b/>
+          <w:bCs/>
+          <w:sz w:val="24"/>
+          <w:szCs w:val="24"/>
+          <w:lang w:val="en-US"/>
+        </w:rPr>
+      </w:pPr>
+    </w:p>
+    <w:p>
+      <w:pPr>
+        <w:rPr>
+          <w:rFonts w:ascii="Times New Roman" w:hAnsi="Times New Roman" w:cs="Times New Roman"/>
+          <w:b/>
+          <w:bCs/>
+          <w:sz w:val="24"/>
+          <w:szCs w:val="24"/>
+          <w:lang w:val="en-US"/>
+        </w:rPr>
+      </w:pPr>
+    </w:p>
+    <w:p>
+      <w:pPr>
+        <w:rPr>
+          <w:rFonts w:ascii="Times New Roman" w:hAnsi="Times New Roman" w:cs="Times New Roman"/>
+          <w:b/>
+          <w:bCs/>
+          <w:sz w:val="24"/>
+          <w:szCs w:val="24"/>
+          <w:lang w:val="en-US"/>
+        </w:rPr>
+      </w:pPr>
+    </w:p>
+    <w:p>
+      <w:pPr>
+        <w:rPr>
+          <w:rFonts w:ascii="Times New Roman" w:hAnsi="Times New Roman" w:cs="Times New Roman"/>
+          <w:b/>
+          <w:bCs/>
+          <w:sz w:val="24"/>
+          <w:szCs w:val="24"/>
+          <w:lang w:val="en-US"/>
+        </w:rPr>
+      </w:pPr>
+    </w:p>
+    <w:p>
+      <w:pPr>
+        <w:rPr>
+          <w:rFonts w:ascii="Times New Roman" w:hAnsi="Times New Roman" w:cs="Times New Roman"/>
+          <w:b/>
+          <w:bCs/>
+          <w:sz w:val="24"/>
+          <w:szCs w:val="24"/>
+          <w:lang w:val="en-US"/>
+        </w:rPr>
+      </w:pPr>
+    </w:p>
+    <w:p>
+      <w:pPr>
+        <w:rPr>
+          <w:rFonts w:ascii="Times New Roman" w:hAnsi="Times New Roman" w:cs="Times New Roman"/>
+          <w:b/>
+          <w:bCs/>
+          <w:sz w:val="24"/>
+          <w:szCs w:val="24"/>
+          <w:lang w:val="en-US"/>
+        </w:rPr>
+      </w:pPr>
+      <w:r>
+        <w:rPr>
+          <w:rFonts w:ascii="Times New Roman" w:hAnsi="Times New Roman" w:cs="Times New Roman"/>
+          <w:b/>
+          <w:bCs/>
+          <w:sz w:val="24"/>
+          <w:szCs w:val="24"/>
+          <w:lang w:val="en-US"/>
+        </w:rPr>
+        <w:br w:type="page"/>
+      </w:r>
+    </w:p>
+    <w:p>
+      <w:pPr>
+        <w:rPr>
+          <w:rFonts w:ascii="Times New Roman" w:hAnsi="Times New Roman" w:cs="Times New Roman"/>
+          <w:b/>
+          <w:bCs/>
+          <w:sz w:val="24"/>
+          <w:szCs w:val="24"/>
+          <w:lang w:val="en-US"/>
+        </w:rPr>
+      </w:pPr>
+      <w:r>
+        <w:rPr>
+          <w:rFonts w:ascii="Times New Roman" w:hAnsi="Times New Roman" w:cs="Times New Roman"/>
+          <w:b/>
+          <w:bCs/>
+          <w:sz w:val="24"/>
+          <w:szCs w:val="24"/>
+          <w:lang w:val="en-US"/>
+        </w:rPr>
+        <w:lastRenderedPageBreak/>
+        <w:drawing>
+          <wp:anchor distT="0" distB="0" distL="114300" distR="114300" simplePos="0" relativeHeight="251660288" behindDoc="0" locked="0" layoutInCell="1" allowOverlap="1" wp14:anchorId="34CA48C8" wp14:editId="46BE4CA5">
+            <wp:simplePos x="0" y="0"/>
+            <wp:positionH relativeFrom="column">
+              <wp:posOffset>121920</wp:posOffset>
+            </wp:positionH>
+            <wp:positionV relativeFrom="paragraph">
+              <wp:posOffset>-302260</wp:posOffset>
+            </wp:positionV>
+            <wp:extent cx="5731510" cy="8016875"/>
+            <wp:effectExtent l="0" t="0" r="2540" b="3175"/>
+            <wp:wrapNone/>
+            <wp:docPr id="793000908" name="Picture 1"/>
+            <wp:cNvGraphicFramePr>
+              <a:graphicFrameLocks xmlns:a="http://schemas.openxmlformats.org/drawingml/2006/main" noChangeAspect="1"/>
+            </wp:cNvGraphicFramePr>
+            <a:graphic xmlns:a="http://schemas.openxmlformats.org/drawingml/2006/main">
+              <a:graphicData uri="http://schemas.openxmlformats.org/drawingml/2006/picture">
+                <pic:pic xmlns:pic="http://schemas.openxmlformats.org/drawingml/2006/picture">
+                  <pic:nvPicPr>
+                    <pic:cNvPr id="793000908" name=""/>
+                    <pic:cNvPicPr/>
+                  </pic:nvPicPr>
+                  <pic:blipFill>
+                    <a:blip r:embed="rId12">
+                      <a:extLst>
+                        <a:ext uri="{28A0092B-C50C-407E-A947-70E740481C1C}">
+                          <a14:useLocalDpi xmlns:a14="http://schemas.microsoft.com/office/drawing/2010/main" val="0"/>
+                        </a:ext>
+                      </a:extLst>
+                    </a:blip>
+                    <a:stretch>
+                      <a:fillRect/>
+                    </a:stretch>
+                  </pic:blipFill>
+                  <pic:spPr>
+                    <a:xfrm>
+                      <a:off x="0" y="0"/>
+                      <a:ext cx="5731510" cy="8016875"/>
+                    </a:xfrm>
+                    <a:prstGeom prst="rect">
+                      <a:avLst/>
+                    </a:prstGeom>
+                  </pic:spPr>
+                </pic:pic>
+              </a:graphicData>
+            </a:graphic>
+          </wp:anchor>
+        </w:drawing>
+      </w:r>
+    </w:p>
+    <w:p>
+      <w:pPr>
+        <w:rPr>
+          <w:rFonts w:ascii="Times New Roman" w:hAnsi="Times New Roman" w:cs="Times New Roman"/>
+          <w:b/>
+          <w:bCs/>
+          <w:sz w:val="24"/>
+          <w:szCs w:val="24"/>
+          <w:lang w:val="en-US"/>
+        </w:rPr>
+      </w:pPr>
+    </w:p>
+    <w:p>
+      <w:pPr>
+        <w:rPr>
+          <w:rFonts w:ascii="Times New Roman" w:hAnsi="Times New Roman" w:cs="Times New Roman"/>
+          <w:b/>
+          <w:bCs/>
+          <w:sz w:val="24"/>
+          <w:szCs w:val="24"/>
+          <w:lang w:val="en-US"/>
+        </w:rPr>
+      </w:pPr>
+    </w:p>
+    <w:p>
+      <w:pPr>
+        <w:rPr>
+          <w:rFonts w:ascii="Times New Roman" w:hAnsi="Times New Roman" w:cs="Times New Roman"/>
+          <w:b/>
+          <w:bCs/>
+          <w:sz w:val="24"/>
+          <w:szCs w:val="24"/>
+          <w:lang w:val="en-US"/>
+        </w:rPr>
+      </w:pPr>
+    </w:p>
+    <w:p>
+      <w:pPr>
+        <w:rPr>
+          <w:rFonts w:ascii="Times New Roman" w:hAnsi="Times New Roman" w:cs="Times New Roman"/>
+          <w:b/>
+          <w:bCs/>
+          <w:sz w:val="24"/>
+          <w:szCs w:val="24"/>
+          <w:lang w:val="en-US"/>
+        </w:rPr>
+      </w:pPr>
+    </w:p>
+    <w:p>
+      <w:pPr>
+        <w:rPr>
+          <w:rFonts w:ascii="Times New Roman" w:hAnsi="Times New Roman" w:cs="Times New Roman"/>
+          <w:b/>
+          <w:bCs/>
+          <w:sz w:val="24"/>
+          <w:szCs w:val="24"/>
+          <w:lang w:val="en-US"/>
+        </w:rPr>
+      </w:pPr>
+    </w:p>
+    <w:p>
+      <w:pPr>
+        <w:rPr>
+          <w:rFonts w:ascii="Times New Roman" w:hAnsi="Times New Roman" w:cs="Times New Roman"/>
+          <w:b/>
+          <w:bCs/>
+          <w:sz w:val="24"/>
+          <w:szCs w:val="24"/>
+          <w:lang w:val="en-US"/>
+        </w:rPr>
+      </w:pPr>
+    </w:p>
+    <w:p>
+      <w:pPr>
+        <w:rPr>
+          <w:rFonts w:ascii="Times New Roman" w:hAnsi="Times New Roman" w:cs="Times New Roman"/>
+          <w:b/>
+          <w:bCs/>
+          <w:sz w:val="24"/>
+          <w:szCs w:val="24"/>
+          <w:lang w:val="en-US"/>
+        </w:rPr>
+      </w:pPr>
+    </w:p>
+    <w:p>
+      <w:pPr>
+        <w:rPr>
+          <w:rFonts w:ascii="Times New Roman" w:hAnsi="Times New Roman" w:cs="Times New Roman"/>
+          <w:b/>
+          <w:bCs/>
+          <w:sz w:val="24"/>
+          <w:szCs w:val="24"/>
+          <w:lang w:val="en-US"/>
+        </w:rPr>
+      </w:pPr>
+    </w:p>
+    <w:p>
+      <w:pPr>
+        <w:rPr>
+          <w:rFonts w:ascii="Times New Roman" w:hAnsi="Times New Roman" w:cs="Times New Roman"/>
+          <w:b/>
+          <w:bCs/>
+          <w:sz w:val="24"/>
+          <w:szCs w:val="24"/>
+          <w:lang w:val="en-US"/>
+        </w:rPr>
+      </w:pPr>
+    </w:p>
+    <w:p>
+      <w:pPr>
+        <w:rPr>
+          <w:rFonts w:ascii="Times New Roman" w:hAnsi="Times New Roman" w:cs="Times New Roman"/>
+          <w:b/>
+          <w:bCs/>
+          <w:sz w:val="24"/>
+          <w:szCs w:val="24"/>
+          <w:lang w:val="en-US"/>
+        </w:rPr>
+      </w:pPr>
+    </w:p>
+    <w:p>
+      <w:pPr>
+        <w:rPr>
+          <w:rFonts w:ascii="Times New Roman" w:hAnsi="Times New Roman" w:cs="Times New Roman"/>
+          <w:b/>
+          <w:bCs/>
+          <w:sz w:val="24"/>
+          <w:szCs w:val="24"/>
+          <w:lang w:val="en-US"/>
+        </w:rPr>
+      </w:pPr>
+    </w:p>
+    <w:p>
+      <w:pPr>
+        <w:rPr>
+          <w:rFonts w:ascii="Times New Roman" w:hAnsi="Times New Roman" w:cs="Times New Roman"/>
+          <w:b/>
+          <w:bCs/>
+          <w:sz w:val="24"/>
+          <w:szCs w:val="24"/>
+          <w:lang w:val="en-US"/>
+        </w:rPr>
+      </w:pPr>
+    </w:p>
+    <w:p>
+      <w:pPr>
+        <w:rPr>
+          <w:rFonts w:ascii="Times New Roman" w:hAnsi="Times New Roman" w:cs="Times New Roman"/>
+          <w:b/>
+          <w:bCs/>
+          <w:sz w:val="24"/>
+          <w:szCs w:val="24"/>
+          <w:lang w:val="en-US"/>
+        </w:rPr>
+      </w:pPr>
+    </w:p>
+    <w:p>
+      <w:pPr>
+        <w:rPr>
+          <w:rFonts w:ascii="Times New Roman" w:hAnsi="Times New Roman" w:cs="Times New Roman"/>
+          <w:b/>
+          <w:bCs/>
+          <w:sz w:val="24"/>
+          <w:szCs w:val="24"/>
+          <w:lang w:val="en-US"/>
+        </w:rPr>
+      </w:pPr>
+    </w:p>
+    <w:p>
+      <w:pPr>
+        <w:rPr>
+          <w:rFonts w:ascii="Times New Roman" w:hAnsi="Times New Roman" w:cs="Times New Roman"/>
+          <w:b/>
+          <w:bCs/>
+          <w:sz w:val="24"/>
+          <w:szCs w:val="24"/>
+          <w:lang w:val="en-US"/>
+        </w:rPr>
+      </w:pPr>
+    </w:p>
+    <w:p>
+      <w:pPr>
+        <w:rPr>
+          <w:rFonts w:ascii="Times New Roman" w:hAnsi="Times New Roman" w:cs="Times New Roman"/>
+          <w:b/>
+          <w:bCs/>
+          <w:sz w:val="24"/>
+          <w:szCs w:val="24"/>
+          <w:lang w:val="en-US"/>
+        </w:rPr>
+      </w:pPr>
+    </w:p>
+    <w:p>
+      <w:pPr>
+        <w:rPr>
+          <w:rFonts w:ascii="Times New Roman" w:hAnsi="Times New Roman" w:cs="Times New Roman"/>
+          <w:b/>
+          <w:bCs/>
+          <w:sz w:val="24"/>
+          <w:szCs w:val="24"/>
+          <w:lang w:val="en-US"/>
+        </w:rPr>
+      </w:pPr>
+    </w:p>
+    <w:p>
+      <w:pPr>
+        <w:rPr>
+          <w:rFonts w:ascii="Times New Roman" w:hAnsi="Times New Roman" w:cs="Times New Roman"/>
+          <w:b/>
+          <w:bCs/>
+          <w:sz w:val="24"/>
+          <w:szCs w:val="24"/>
+          <w:lang w:val="en-US"/>
+        </w:rPr>
+      </w:pPr>
+    </w:p>
+    <w:p>
+      <w:pPr>
+        <w:rPr>
+          <w:rFonts w:ascii="Times New Roman" w:hAnsi="Times New Roman" w:cs="Times New Roman"/>
+          <w:b/>
+          <w:bCs/>
+          <w:sz w:val="24"/>
+          <w:szCs w:val="24"/>
+          <w:lang w:val="en-US"/>
+        </w:rPr>
+      </w:pPr>
+    </w:p>
+    <w:p>
+      <w:pPr>
+        <w:rPr>
+          <w:rFonts w:ascii="Times New Roman" w:hAnsi="Times New Roman" w:cs="Times New Roman"/>
+          <w:b/>
+          <w:bCs/>
+          <w:sz w:val="24"/>
+          <w:szCs w:val="24"/>
+          <w:lang w:val="en-US"/>
+        </w:rPr>
+      </w:pPr>
+    </w:p>
+    <w:p>
+      <w:pPr>
+        <w:rPr>
+          <w:rFonts w:ascii="Times New Roman" w:hAnsi="Times New Roman" w:cs="Times New Roman"/>
+          <w:b/>
+          <w:bCs/>
+          <w:sz w:val="24"/>
+          <w:szCs w:val="24"/>
+          <w:lang w:val="en-US"/>
+        </w:rPr>
+      </w:pPr>
+    </w:p>
+    <w:p>
+      <w:pPr>
+        <w:rPr>
+          <w:rFonts w:ascii="Times New Roman" w:hAnsi="Times New Roman" w:cs="Times New Roman"/>
+          <w:b/>
+          <w:bCs/>
+          <w:sz w:val="24"/>
+          <w:szCs w:val="24"/>
+          <w:lang w:val="en-US"/>
+        </w:rPr>
+      </w:pPr>
+    </w:p>
+    <w:p>
+      <w:pPr>
+        <w:rPr>
+          <w:rFonts w:ascii="Times New Roman" w:hAnsi="Times New Roman" w:cs="Times New Roman"/>
+          <w:b/>
+          <w:bCs/>
+          <w:sz w:val="24"/>
+          <w:szCs w:val="24"/>
+          <w:lang w:val="en-US"/>
+        </w:rPr>
+      </w:pPr>
+    </w:p>
+    <w:p>
+      <w:pPr>
+        <w:rPr>
+          <w:rFonts w:ascii="Times New Roman" w:hAnsi="Times New Roman" w:cs="Times New Roman"/>
+          <w:b/>
+          <w:bCs/>
+          <w:sz w:val="24"/>
+          <w:szCs w:val="24"/>
+          <w:lang w:val="en-US"/>
+        </w:rPr>
+      </w:pPr>
+    </w:p>
+    <w:p>
+      <w:pPr>
+        <w:rPr>
+          <w:rFonts w:ascii="Times New Roman" w:hAnsi="Times New Roman" w:cs="Times New Roman"/>
+          <w:b/>
+          <w:bCs/>
+          <w:sz w:val="24"/>
+          <w:szCs w:val="24"/>
+          <w:lang w:val="en-US"/>
+        </w:rPr>
+      </w:pPr>
+    </w:p>
+    <w:p>
+      <w:pPr>
+        <w:rPr>
+          <w:rFonts w:ascii="Times New Roman" w:hAnsi="Times New Roman" w:cs="Times New Roman"/>
+          <w:b/>
+          <w:bCs/>
+          <w:sz w:val="24"/>
+          <w:szCs w:val="24"/>
+          <w:lang w:val="en-US"/>
+        </w:rPr>
+      </w:pPr>
+    </w:p>
+    <w:p>
+      <w:pPr>
+        <w:rPr>
+          <w:rFonts w:ascii="Times New Roman" w:hAnsi="Times New Roman" w:cs="Times New Roman"/>
+          <w:b/>
+          <w:bCs/>
+          <w:sz w:val="24"/>
+          <w:szCs w:val="24"/>
+          <w:lang w:val="en-US"/>
+        </w:rPr>
+      </w:pPr>
+    </w:p>
+    <w:p>
+      <w:pPr>
+        <w:jc w:val="center"/>
+        <w:rPr>
+          <w:rFonts w:ascii="Times New Roman" w:hAnsi="Times New Roman" w:cs="Times New Roman"/>
+          <w:b/>
+          <w:bCs/>
+          <w:sz w:val="24"/>
+          <w:szCs w:val="24"/>
+          <w:lang w:val="en-US"/>
+        </w:rPr>
+      </w:pPr>
+      <w:r>
+        <w:rPr>
+          <w:rFonts w:ascii="Times New Roman" w:hAnsi="Times New Roman" w:cs="Times New Roman"/>
+          <w:b/>
+          <w:bCs/>
+          <w:sz w:val="24"/>
+          <w:szCs w:val="24"/>
+          <w:lang w:val="en-US"/>
+        </w:rPr>
+        <w:t>DFD Level 1</w:t>
+      </w:r>
+    </w:p>
+    <w:p>
+      <w:pPr>
+        <w:jc w:val="center"/>
+        <w:rPr>
+          <w:rFonts w:ascii="Times New Roman" w:hAnsi="Times New Roman" w:cs="Times New Roman"/>
+          <w:b/>
+          <w:bCs/>
+          <w:sz w:val="24"/>
+          <w:szCs w:val="24"/>
+          <w:lang w:val="en-US"/>
+        </w:rPr>
+      </w:pPr>
+    </w:p>
+    <w:p>
+      <w:pPr>
+        <w:jc w:val="center"/>
+        <w:rPr>
+          <w:rFonts w:ascii="Times New Roman" w:hAnsi="Times New Roman" w:cs="Times New Roman"/>
+          <w:b/>
+          <w:bCs/>
+          <w:sz w:val="24"/>
+          <w:szCs w:val="24"/>
+          <w:lang w:val="en-US"/>
+        </w:rPr>
+      </w:pPr>
+      <w:r>
+        <w:rPr>
+          <w:rFonts w:ascii="Times New Roman" w:hAnsi="Times New Roman" w:cs="Times New Roman"/>
+          <w:b/>
+          <w:bCs/>
+          <w:sz w:val="24"/>
+          <w:szCs w:val="24"/>
+          <w:lang w:val="en-US"/>
+        </w:rPr>
+        <w:lastRenderedPageBreak/>
+        <w:drawing>
+          <wp:anchor distT="0" distB="0" distL="114300" distR="114300" simplePos="0" relativeHeight="251661312" behindDoc="0" locked="0" layoutInCell="1" allowOverlap="1" wp14:anchorId="71131E2D" wp14:editId="210D313D">
+            <wp:simplePos x="0" y="0"/>
+            <wp:positionH relativeFrom="column">
+              <wp:posOffset>1539240</wp:posOffset>
+            </wp:positionH>
+            <wp:positionV relativeFrom="paragraph">
+              <wp:posOffset>-410210</wp:posOffset>
+            </wp:positionV>
+            <wp:extent cx="2591162" cy="8545118"/>
+            <wp:effectExtent l="0" t="0" r="0" b="0"/>
+            <wp:wrapNone/>
+            <wp:docPr id="388841020" name="Picture 1"/>
+            <wp:cNvGraphicFramePr>
+              <a:graphicFrameLocks xmlns:a="http://schemas.openxmlformats.org/drawingml/2006/main" noChangeAspect="1"/>
+            </wp:cNvGraphicFramePr>
+            <a:graphic xmlns:a="http://schemas.openxmlformats.org/drawingml/2006/main">
+              <a:graphicData uri="http://schemas.openxmlformats.org/drawingml/2006/picture">
+                <pic:pic xmlns:pic="http://schemas.openxmlformats.org/drawingml/2006/picture">
+                  <pic:nvPicPr>
+                    <pic:cNvPr id="388841020" name=""/>
+                    <pic:cNvPicPr/>
+                  </pic:nvPicPr>
+                  <pic:blipFill>
+                    <a:blip r:embed="rId13">
+                      <a:extLst>
+                        <a:ext uri="{28A0092B-C50C-407E-A947-70E740481C1C}">
+                          <a14:useLocalDpi xmlns:a14="http://schemas.microsoft.com/office/drawing/2010/main" val="0"/>
+                        </a:ext>
+                      </a:extLst>
+                    </a:blip>
+                    <a:stretch>
+                      <a:fillRect/>
+                    </a:stretch>
+                  </pic:blipFill>
+                  <pic:spPr>
+                    <a:xfrm>
+                      <a:off x="0" y="0"/>
+                      <a:ext cx="2591162" cy="8545118"/>
+                    </a:xfrm>
+                    <a:prstGeom prst="rect">
+                      <a:avLst/>
+                    </a:prstGeom>
+                  </pic:spPr>
+                </pic:pic>
+              </a:graphicData>
+            </a:graphic>
+          </wp:anchor>
+        </w:drawing>
+      </w:r>
+    </w:p>
+    <w:p>
+      <w:pPr>
+        <w:jc w:val="center"/>
+        <w:rPr>
+          <w:rFonts w:ascii="Times New Roman" w:hAnsi="Times New Roman" w:cs="Times New Roman"/>
+          <w:b/>
+          <w:bCs/>
+          <w:sz w:val="24"/>
+          <w:szCs w:val="24"/>
+          <w:lang w:val="en-US"/>
+        </w:rPr>
+      </w:pPr>
+    </w:p>
+    <w:p>
+      <w:pPr>
+        <w:rPr>
+          <w:rFonts w:ascii="Times New Roman" w:hAnsi="Times New Roman" w:cs="Times New Roman"/>
+          <w:b/>
+          <w:bCs/>
+          <w:sz w:val="24"/>
+          <w:szCs w:val="24"/>
+          <w:lang w:val="en-US"/>
+        </w:rPr>
+      </w:pPr>
+    </w:p>
+    <w:p>
+      <w:pPr>
+        <w:rPr>
+          <w:rFonts w:ascii="Times New Roman" w:hAnsi="Times New Roman" w:cs="Times New Roman"/>
+          <w:b/>
+          <w:bCs/>
+          <w:sz w:val="24"/>
+          <w:szCs w:val="24"/>
+          <w:lang w:val="en-US"/>
+        </w:rPr>
+      </w:pPr>
+    </w:p>
+    <w:p>
+      <w:pPr>
+        <w:rPr>
+          <w:rFonts w:ascii="Times New Roman" w:hAnsi="Times New Roman" w:cs="Times New Roman"/>
+          <w:b/>
+          <w:bCs/>
+          <w:sz w:val="24"/>
+          <w:szCs w:val="24"/>
+          <w:lang w:val="en-US"/>
+        </w:rPr>
+      </w:pPr>
+    </w:p>
+    <w:p>
+      <w:pPr>
+        <w:rPr>
+          <w:rFonts w:ascii="Times New Roman" w:hAnsi="Times New Roman" w:cs="Times New Roman"/>
+          <w:b/>
+          <w:bCs/>
+          <w:sz w:val="24"/>
+          <w:szCs w:val="24"/>
+          <w:lang w:val="en-US"/>
+        </w:rPr>
+      </w:pPr>
+    </w:p>
+    <w:p>
+      <w:pPr>
+        <w:rPr>
+          <w:rFonts w:ascii="Times New Roman" w:hAnsi="Times New Roman" w:cs="Times New Roman"/>
+          <w:b/>
+          <w:bCs/>
+          <w:sz w:val="24"/>
+          <w:szCs w:val="24"/>
+          <w:lang w:val="en-US"/>
+        </w:rPr>
+      </w:pPr>
+    </w:p>
+    <w:p>
+      <w:pPr>
+        <w:rPr>
+          <w:rFonts w:ascii="Times New Roman" w:hAnsi="Times New Roman" w:cs="Times New Roman"/>
+          <w:b/>
+          <w:bCs/>
+          <w:sz w:val="24"/>
+          <w:szCs w:val="24"/>
+          <w:lang w:val="en-US"/>
+        </w:rPr>
+      </w:pPr>
+    </w:p>
+    <w:p>
+      <w:pPr>
+        <w:rPr>
+          <w:rFonts w:ascii="Times New Roman" w:hAnsi="Times New Roman" w:cs="Times New Roman"/>
+          <w:b/>
+          <w:bCs/>
+          <w:sz w:val="24"/>
+          <w:szCs w:val="24"/>
+          <w:lang w:val="en-US"/>
+        </w:rPr>
+      </w:pPr>
+    </w:p>
+    <w:p>
+      <w:pPr>
+        <w:rPr>
+          <w:rFonts w:ascii="Times New Roman" w:hAnsi="Times New Roman" w:cs="Times New Roman"/>
+          <w:b/>
+          <w:bCs/>
+          <w:sz w:val="24"/>
+          <w:szCs w:val="24"/>
+          <w:lang w:val="en-US"/>
+        </w:rPr>
+      </w:pPr>
+    </w:p>
+    <w:p>
+      <w:pPr>
+        <w:rPr>
+          <w:rFonts w:ascii="Times New Roman" w:hAnsi="Times New Roman" w:cs="Times New Roman"/>
+          <w:b/>
+          <w:bCs/>
+          <w:sz w:val="24"/>
+          <w:szCs w:val="24"/>
+          <w:lang w:val="en-US"/>
+        </w:rPr>
+      </w:pPr>
+    </w:p>
+    <w:p>
+      <w:pPr>
+        <w:rPr>
+          <w:rFonts w:ascii="Times New Roman" w:hAnsi="Times New Roman" w:cs="Times New Roman"/>
+          <w:b/>
+          <w:bCs/>
+          <w:sz w:val="24"/>
+          <w:szCs w:val="24"/>
+          <w:lang w:val="en-US"/>
+        </w:rPr>
+      </w:pPr>
+    </w:p>
+    <w:p>
+      <w:pPr>
+        <w:rPr>
+          <w:rFonts w:ascii="Times New Roman" w:hAnsi="Times New Roman" w:cs="Times New Roman"/>
+          <w:b/>
+          <w:bCs/>
+          <w:sz w:val="24"/>
+          <w:szCs w:val="24"/>
+          <w:lang w:val="en-US"/>
+        </w:rPr>
+      </w:pPr>
+    </w:p>
+    <w:p>
+      <w:pPr>
+        <w:rPr>
+          <w:rFonts w:ascii="Times New Roman" w:hAnsi="Times New Roman" w:cs="Times New Roman"/>
+          <w:b/>
+          <w:bCs/>
+          <w:sz w:val="24"/>
+          <w:szCs w:val="24"/>
+          <w:lang w:val="en-US"/>
+        </w:rPr>
+      </w:pPr>
+    </w:p>
+    <w:p>
+      <w:pPr>
+        <w:rPr>
+          <w:rFonts w:ascii="Times New Roman" w:hAnsi="Times New Roman" w:cs="Times New Roman"/>
+          <w:b/>
+          <w:bCs/>
+          <w:sz w:val="24"/>
+          <w:szCs w:val="24"/>
+          <w:lang w:val="en-US"/>
+        </w:rPr>
+      </w:pPr>
+    </w:p>
+    <w:p>
+      <w:pPr>
+        <w:rPr>
+          <w:rFonts w:ascii="Times New Roman" w:hAnsi="Times New Roman" w:cs="Times New Roman"/>
+          <w:b/>
+          <w:bCs/>
+          <w:sz w:val="24"/>
+          <w:szCs w:val="24"/>
+          <w:lang w:val="en-US"/>
+        </w:rPr>
+      </w:pPr>
+    </w:p>
+    <w:p>
+      <w:pPr>
+        <w:rPr>
+          <w:rFonts w:ascii="Times New Roman" w:hAnsi="Times New Roman" w:cs="Times New Roman"/>
+          <w:b/>
+          <w:bCs/>
+          <w:sz w:val="24"/>
+          <w:szCs w:val="24"/>
+          <w:lang w:val="en-US"/>
+        </w:rPr>
+      </w:pPr>
+    </w:p>
+    <w:p>
+      <w:pPr>
+        <w:rPr>
+          <w:rFonts w:ascii="Times New Roman" w:hAnsi="Times New Roman" w:cs="Times New Roman"/>
+          <w:b/>
+          <w:bCs/>
+          <w:sz w:val="24"/>
+          <w:szCs w:val="24"/>
+          <w:lang w:val="en-US"/>
+        </w:rPr>
+      </w:pPr>
+    </w:p>
+    <w:p>
+      <w:pPr>
+        <w:rPr>
+          <w:rFonts w:ascii="Times New Roman" w:hAnsi="Times New Roman" w:cs="Times New Roman"/>
+          <w:b/>
+          <w:bCs/>
+          <w:sz w:val="24"/>
+          <w:szCs w:val="24"/>
+          <w:lang w:val="en-US"/>
+        </w:rPr>
+      </w:pPr>
+    </w:p>
+    <w:p>
+      <w:pPr>
+        <w:rPr>
+          <w:rFonts w:ascii="Times New Roman" w:hAnsi="Times New Roman" w:cs="Times New Roman"/>
+          <w:b/>
+          <w:bCs/>
+          <w:sz w:val="24"/>
+          <w:szCs w:val="24"/>
+          <w:lang w:val="en-US"/>
+        </w:rPr>
+      </w:pPr>
+    </w:p>
+    <w:p>
+      <w:pPr>
+        <w:rPr>
+          <w:rFonts w:ascii="Times New Roman" w:hAnsi="Times New Roman" w:cs="Times New Roman"/>
+          <w:b/>
+          <w:bCs/>
+          <w:sz w:val="24"/>
+          <w:szCs w:val="24"/>
+          <w:lang w:val="en-US"/>
+        </w:rPr>
+      </w:pPr>
+    </w:p>
+    <w:p>
+      <w:pPr>
+        <w:rPr>
+          <w:rFonts w:ascii="Times New Roman" w:hAnsi="Times New Roman" w:cs="Times New Roman"/>
+          <w:b/>
+          <w:bCs/>
+          <w:sz w:val="24"/>
+          <w:szCs w:val="24"/>
+          <w:lang w:val="en-US"/>
+        </w:rPr>
+      </w:pPr>
+    </w:p>
+    <w:p>
+      <w:pPr>
+        <w:rPr>
+          <w:rFonts w:ascii="Times New Roman" w:hAnsi="Times New Roman" w:cs="Times New Roman"/>
+          <w:b/>
+          <w:bCs/>
+          <w:sz w:val="24"/>
+          <w:szCs w:val="24"/>
+          <w:lang w:val="en-US"/>
+        </w:rPr>
+      </w:pPr>
+    </w:p>
+    <w:p>
+      <w:pPr>
+        <w:rPr>
+          <w:rFonts w:ascii="Times New Roman" w:hAnsi="Times New Roman" w:cs="Times New Roman"/>
+          <w:b/>
+          <w:bCs/>
+          <w:sz w:val="24"/>
+          <w:szCs w:val="24"/>
+          <w:lang w:val="en-US"/>
+        </w:rPr>
+      </w:pPr>
+    </w:p>
+    <w:p>
+      <w:pPr>
+        <w:rPr>
+          <w:rFonts w:ascii="Times New Roman" w:hAnsi="Times New Roman" w:cs="Times New Roman"/>
+          <w:b/>
+          <w:bCs/>
+          <w:sz w:val="24"/>
+          <w:szCs w:val="24"/>
+          <w:lang w:val="en-US"/>
+        </w:rPr>
+      </w:pPr>
+    </w:p>
+    <w:p>
+      <w:pPr>
+        <w:rPr>
+          <w:rFonts w:ascii="Times New Roman" w:hAnsi="Times New Roman" w:cs="Times New Roman"/>
+          <w:b/>
+          <w:bCs/>
+          <w:sz w:val="24"/>
+          <w:szCs w:val="24"/>
+          <w:lang w:val="en-US"/>
+        </w:rPr>
+      </w:pPr>
+    </w:p>
+    <w:p>
+      <w:pPr>
+        <w:rPr>
+          <w:rFonts w:ascii="Times New Roman" w:hAnsi="Times New Roman" w:cs="Times New Roman"/>
+          <w:b/>
+          <w:bCs/>
+          <w:sz w:val="24"/>
+          <w:szCs w:val="24"/>
+          <w:lang w:val="en-US"/>
+        </w:rPr>
+      </w:pPr>
+    </w:p>
+    <w:p>
+      <w:pPr>
+        <w:rPr>
+          <w:rFonts w:ascii="Times New Roman" w:hAnsi="Times New Roman" w:cs="Times New Roman"/>
+          <w:b/>
+          <w:bCs/>
+          <w:sz w:val="24"/>
+          <w:szCs w:val="24"/>
+          <w:lang w:val="en-US"/>
+        </w:rPr>
+      </w:pPr>
+    </w:p>
+    <w:p>
+      <w:pPr>
+        <w:rPr>
+          <w:rFonts w:ascii="Times New Roman" w:hAnsi="Times New Roman" w:cs="Times New Roman"/>
+          <w:b/>
+          <w:bCs/>
+          <w:sz w:val="24"/>
+          <w:szCs w:val="24"/>
+          <w:lang w:val="en-US"/>
+        </w:rPr>
+      </w:pPr>
+    </w:p>
+    <w:p>
+      <w:pPr>
+        <w:jc w:val="center"/>
+        <w:rPr>
+          <w:rFonts w:ascii="Times New Roman" w:hAnsi="Times New Roman" w:cs="Times New Roman"/>
+          <w:b/>
+          <w:bCs/>
+          <w:sz w:val="24"/>
+          <w:szCs w:val="24"/>
+          <w:lang w:val="en-US"/>
+        </w:rPr>
+      </w:pPr>
+      <w:r>
+        <w:rPr>
+          <w:rFonts w:ascii="Times New Roman" w:hAnsi="Times New Roman" w:cs="Times New Roman"/>
+          <w:b/>
+          <w:bCs/>
+          <w:sz w:val="24"/>
+          <w:szCs w:val="24"/>
+          <w:lang w:val="en-US"/>
+        </w:rPr>
+        <w:t>DFD Level 2</w:t>
       </w:r>
     </w:p>
     <w:sectPr>
@@ -540,9 +2077,152 @@
 </w:document>
 </file>
 
+<file path=word/endnotes.xml><?xml version="1.0" encoding="utf-8"?>
+<w:endnotes xmlns:wpc="http://schemas.microsoft.com/office/word/2010/wordprocessingCanvas" xmlns:cx="http://schemas.microsoft.com/office/drawing/2014/chartex" xmlns:cx1="http://schemas.microsoft.com/office/drawing/2015/9/8/chartex" xmlns:cx2="http://schemas.microsoft.com/office/drawing/2015/10/21/chartex" xmlns:cx3="http://schemas.microsoft.com/office/drawing/2016/5/9/chartex" xmlns:cx4="http://schemas.microsoft.com/office/drawing/2016/5/10/chartex" xmlns:cx5="http://schemas.microsoft.com/office/drawing/2016/5/11/chartex" xmlns:cx6="http://schemas.microsoft.com/office/drawing/2016/5/12/chartex" xmlns:cx7="http://schemas.microsoft.com/office/drawing/2016/5/13/chartex" xmlns:cx8="http://schemas.microsoft.com/office/drawing/2016/5/14/chartex" xmlns:mc="http://schemas.openxmlformats.org/markup-compatibility/2006" xmlns:aink="http://schemas.microsoft.com/office/drawing/2016/ink" xmlns:am3d="http://schemas.microsoft.com/office/drawing/2017/model3d" xmlns:o="urn:schemas-microsoft-com:office:office" xmlns:oel="http://schemas.microsoft.com/office/2019/extlst" xmlns:r="http://schemas.openxmlformats.org/officeDocument/2006/relationships" xmlns:m="http://schemas.openxmlformats.org/officeDocument/2006/math" xmlns:v="urn:schemas-microsoft-com:vml" xmlns:wp14="http://schemas.microsoft.com/office/word/2010/wordprocessingDrawing" xmlns:wp="http://schemas.openxmlformats.org/drawingml/2006/wordprocessingDrawing" xmlns:w10="urn:schemas-microsoft-com:office:word" xmlns:w="http://schemas.openxmlformats.org/wordprocessingml/2006/main" xmlns:w14="http://schemas.microsoft.com/office/word/2010/wordml" xmlns:w15="http://schemas.microsoft.com/office/word/2012/wordml" xmlns:w16cex="http://schemas.microsoft.com/office/word/2018/wordml/cex" xmlns:w16cid="http://schemas.microsoft.com/office/word/2016/wordml/cid" xmlns:w16="http://schemas.microsoft.com/office/word/2018/wordml" xmlns:w16du="http://schemas.microsoft.com/office/word/2023/wordml/word16du" xmlns:w16sdtdh="http://schemas.microsoft.com/office/word/2020/wordml/sdtdatahash" xmlns:w16sdtfl="http://schemas.microsoft.com/office/word/2024/wordml/sdtformatlock" xmlns:w16se="http://schemas.microsoft.com/office/word/2015/wordml/symex" xmlns:wpg="http://schemas.microsoft.com/office/word/2010/wordprocessingGroup" xmlns:wpi="http://schemas.microsoft.com/office/word/2010/wordprocessingInk" xmlns:wne="http://schemas.microsoft.com/office/word/2006/wordml" xmlns:wps="http://schemas.microsoft.com/office/word/2010/wordprocessingShape" mc:Ignorable="w14 w15 w16se w16cid w16 w16cex w16sdtdh w16sdtfl w16du wp14">
+  <w:endnote w:type="separator" w:id="-1">
+    <w:p>
+      <w:pPr>
+        <w:spacing w:after="0" w:line="240" w:lineRule="auto"/>
+      </w:pPr>
+      <w:r>
+        <w:separator/>
+      </w:r>
+    </w:p>
+  </w:endnote>
+  <w:endnote w:type="continuationSeparator" w:id="0">
+    <w:p>
+      <w:pPr>
+        <w:spacing w:after="0" w:line="240" w:lineRule="auto"/>
+      </w:pPr>
+      <w:r>
+        <w:continuationSeparator/>
+      </w:r>
+    </w:p>
+  </w:endnote>
+</w:endnotes>
+</file>
+
+<file path=word/footnotes.xml><?xml version="1.0" encoding="utf-8"?>
+<w:footnotes xmlns:wpc="http://schemas.microsoft.com/office/word/2010/wordprocessingCanvas" xmlns:cx="http://schemas.microsoft.com/office/drawing/2014/chartex" xmlns:cx1="http://schemas.microsoft.com/office/drawing/2015/9/8/chartex" xmlns:cx2="http://schemas.microsoft.com/office/drawing/2015/10/21/chartex" xmlns:cx3="http://schemas.microsoft.com/office/drawing/2016/5/9/chartex" xmlns:cx4="http://schemas.microsoft.com/office/drawing/2016/5/10/chartex" xmlns:cx5="http://schemas.microsoft.com/office/drawing/2016/5/11/chartex" xmlns:cx6="http://schemas.microsoft.com/office/drawing/2016/5/12/chartex" xmlns:cx7="http://schemas.microsoft.com/office/drawing/2016/5/13/chartex" xmlns:cx8="http://schemas.microsoft.com/office/drawing/2016/5/14/chartex" xmlns:mc="http://schemas.openxmlformats.org/markup-compatibility/2006" xmlns:aink="http://schemas.microsoft.com/office/drawing/2016/ink" xmlns:am3d="http://schemas.microsoft.com/office/drawing/2017/model3d" xmlns:o="urn:schemas-microsoft-com:office:office" xmlns:oel="http://schemas.microsoft.com/office/2019/extlst" xmlns:r="http://schemas.openxmlformats.org/officeDocument/2006/relationships" xmlns:m="http://schemas.openxmlformats.org/officeDocument/2006/math" xmlns:v="urn:schemas-microsoft-com:vml" xmlns:wp14="http://schemas.microsoft.com/office/word/2010/wordprocessingDrawing" xmlns:wp="http://schemas.openxmlformats.org/drawingml/2006/wordprocessingDrawing" xmlns:w10="urn:schemas-microsoft-com:office:word" xmlns:w="http://schemas.openxmlformats.org/wordprocessingml/2006/main" xmlns:w14="http://schemas.microsoft.com/office/word/2010/wordml" xmlns:w15="http://schemas.microsoft.com/office/word/2012/wordml" xmlns:w16cex="http://schemas.microsoft.com/office/word/2018/wordml/cex" xmlns:w16cid="http://schemas.microsoft.com/office/word/2016/wordml/cid" xmlns:w16="http://schemas.microsoft.com/office/word/2018/wordml" xmlns:w16du="http://schemas.microsoft.com/office/word/2023/wordml/word16du" xmlns:w16sdtdh="http://schemas.microsoft.com/office/word/2020/wordml/sdtdatahash" xmlns:w16sdtfl="http://schemas.microsoft.com/office/word/2024/wordml/sdtformatlock" xmlns:w16se="http://schemas.microsoft.com/office/word/2015/wordml/symex" xmlns:wpg="http://schemas.microsoft.com/office/word/2010/wordprocessingGroup" xmlns:wpi="http://schemas.microsoft.com/office/word/2010/wordprocessingInk" xmlns:wne="http://schemas.microsoft.com/office/word/2006/wordml" xmlns:wps="http://schemas.microsoft.com/office/word/2010/wordprocessingShape" mc:Ignorable="w14 w15 w16se w16cid w16 w16cex w16sdtdh w16sdtfl w16du wp14">
+  <w:footnote w:type="separator" w:id="-1">
+    <w:p>
+      <w:pPr>
+        <w:spacing w:after="0" w:line="240" w:lineRule="auto"/>
+      </w:pPr>
+      <w:r>
+        <w:separator/>
+      </w:r>
+    </w:p>
+  </w:footnote>
+  <w:footnote w:type="continuationSeparator" w:id="0">
+    <w:p>
+      <w:pPr>
+        <w:spacing w:after="0" w:line="240" w:lineRule="auto"/>
+      </w:pPr>
+      <w:r>
+        <w:continuationSeparator/>
+      </w:r>
+    </w:p>
+  </w:footnote>
+</w:footnotes>
+</file>
+
 <file path=word/numbering.xml><?xml version="1.0" encoding="utf-8"?>
 <w:numbering xmlns:wpc="http://schemas.microsoft.com/office/word/2010/wordprocessingCanvas" xmlns:cx="http://schemas.microsoft.com/office/drawing/2014/chartex" xmlns:cx1="http://schemas.microsoft.com/office/drawing/2015/9/8/chartex" xmlns:cx2="http://schemas.microsoft.com/office/drawing/2015/10/21/chartex" xmlns:cx3="http://schemas.microsoft.com/office/drawing/2016/5/9/chartex" xmlns:cx4="http://schemas.microsoft.com/office/drawing/2016/5/10/chartex" xmlns:cx5="http://schemas.microsoft.com/office/drawing/2016/5/11/chartex" xmlns:cx6="http://schemas.microsoft.com/office/drawing/2016/5/12/chartex" xmlns:cx7="http://schemas.microsoft.com/office/drawing/2016/5/13/chartex" xmlns:cx8="http://schemas.microsoft.com/office/drawing/2016/5/14/chartex" xmlns:mc="http://schemas.openxmlformats.org/markup-compatibility/2006" xmlns:aink="http://schemas.microsoft.com/office/drawing/2016/ink" xmlns:am3d="http://schemas.microsoft.com/office/drawing/2017/model3d" xmlns:o="urn:schemas-microsoft-com:office:office" xmlns:oel="http://schemas.microsoft.com/office/2019/extlst" xmlns:r="http://schemas.openxmlformats.org/officeDocument/2006/relationships" xmlns:m="http://schemas.openxmlformats.org/officeDocument/2006/math" xmlns:v="urn:schemas-microsoft-com:vml" xmlns:wp14="http://schemas.microsoft.com/office/word/2010/wordprocessingDrawing" xmlns:wp="http://schemas.openxmlformats.org/drawingml/2006/wordprocessingDrawing" xmlns:w10="urn:schemas-microsoft-com:office:word" xmlns:w="http://schemas.openxmlformats.org/wordprocessingml/2006/main" xmlns:w14="http://schemas.microsoft.com/office/word/2010/wordml" xmlns:w15="http://schemas.microsoft.com/office/word/2012/wordml" xmlns:w16cex="http://schemas.microsoft.com/office/word/2018/wordml/cex" xmlns:w16cid="http://schemas.microsoft.com/office/word/2016/wordml/cid" xmlns:w16="http://schemas.microsoft.com/office/word/2018/wordml" xmlns:w16du="http://schemas.microsoft.com/office/word/2023/wordml/word16du" xmlns:w16sdtdh="http://schemas.microsoft.com/office/word/2020/wordml/sdtdatahash" xmlns:w16sdtfl="http://schemas.microsoft.com/office/word/2024/wordml/sdtformatlock" xmlns:w16se="http://schemas.microsoft.com/office/word/2015/wordml/symex" xmlns:wpg="http://schemas.microsoft.com/office/word/2010/wordprocessingGroup" xmlns:wpi="http://schemas.microsoft.com/office/word/2010/wordprocessingInk" xmlns:wne="http://schemas.microsoft.com/office/word/2006/wordml" xmlns:wps="http://schemas.microsoft.com/office/word/2010/wordprocessingShape" mc:Ignorable="w14 w15 w16se w16cid w16 w16cex w16sdtdh w16sdtfl w16du wp14">
   <w:abstractNum w:abstractNumId="0" w15:restartNumberingAfterBreak="0">
+    <w:nsid w:val="0BA55AD1"/>
+    <w:multiLevelType w:val="hybridMultilevel"/>
+    <w:tmpl w:val="7EA84FEC"/>
+    <w:lvl w:ilvl="0" w:tplc="FFFFFFFF">
+      <w:start w:val="1"/>
+      <w:numFmt w:val="decimal"/>
+      <w:lvlText w:val="%1."/>
+      <w:lvlJc w:val="left"/>
+      <w:pPr>
+        <w:ind w:left="785" w:hanging="360"/>
+      </w:pPr>
+      <w:rPr>
+        <w:rFonts w:ascii="Times New Roman" w:hAnsi="Times New Roman" w:cs="Times New Roman" w:hint="default"/>
+        <w:b/>
+        <w:bCs/>
+        <w:sz w:val="24"/>
+        <w:szCs w:val="24"/>
+      </w:rPr>
+    </w:lvl>
+    <w:lvl w:ilvl="1" w:tplc="FFFFFFFF" w:tentative="1">
+      <w:start w:val="1"/>
+      <w:numFmt w:val="lowerLetter"/>
+      <w:lvlText w:val="%2."/>
+      <w:lvlJc w:val="left"/>
+      <w:pPr>
+        <w:ind w:left="1505" w:hanging="360"/>
+      </w:pPr>
+    </w:lvl>
+    <w:lvl w:ilvl="2" w:tplc="FFFFFFFF" w:tentative="1">
+      <w:start w:val="1"/>
+      <w:numFmt w:val="lowerRoman"/>
+      <w:lvlText w:val="%3."/>
+      <w:lvlJc w:val="right"/>
+      <w:pPr>
+        <w:ind w:left="2225" w:hanging="180"/>
+      </w:pPr>
+    </w:lvl>
+    <w:lvl w:ilvl="3" w:tplc="FFFFFFFF" w:tentative="1">
+      <w:start w:val="1"/>
+      <w:numFmt w:val="decimal"/>
+      <w:lvlText w:val="%4."/>
+      <w:lvlJc w:val="left"/>
+      <w:pPr>
+        <w:ind w:left="2945" w:hanging="360"/>
+      </w:pPr>
+    </w:lvl>
+    <w:lvl w:ilvl="4" w:tplc="FFFFFFFF" w:tentative="1">
+      <w:start w:val="1"/>
+      <w:numFmt w:val="lowerLetter"/>
+      <w:lvlText w:val="%5."/>
+      <w:lvlJc w:val="left"/>
+      <w:pPr>
+        <w:ind w:left="3665" w:hanging="360"/>
+      </w:pPr>
+    </w:lvl>
+    <w:lvl w:ilvl="5" w:tplc="FFFFFFFF" w:tentative="1">
+      <w:start w:val="1"/>
+      <w:numFmt w:val="lowerRoman"/>
+      <w:lvlText w:val="%6."/>
+      <w:lvlJc w:val="right"/>
+      <w:pPr>
+        <w:ind w:left="4385" w:hanging="180"/>
+      </w:pPr>
+    </w:lvl>
+    <w:lvl w:ilvl="6" w:tplc="FFFFFFFF" w:tentative="1">
+      <w:start w:val="1"/>
+      <w:numFmt w:val="decimal"/>
+      <w:lvlText w:val="%7."/>
+      <w:lvlJc w:val="left"/>
+      <w:pPr>
+        <w:ind w:left="5105" w:hanging="360"/>
+      </w:pPr>
+    </w:lvl>
+    <w:lvl w:ilvl="7" w:tplc="FFFFFFFF" w:tentative="1">
+      <w:start w:val="1"/>
+      <w:numFmt w:val="lowerLetter"/>
+      <w:lvlText w:val="%8."/>
+      <w:lvlJc w:val="left"/>
+      <w:pPr>
+        <w:ind w:left="5825" w:hanging="360"/>
+      </w:pPr>
+    </w:lvl>
+    <w:lvl w:ilvl="8" w:tplc="FFFFFFFF" w:tentative="1">
+      <w:start w:val="1"/>
+      <w:numFmt w:val="lowerRoman"/>
+      <w:lvlText w:val="%9."/>
+      <w:lvlJc w:val="right"/>
+      <w:pPr>
+        <w:ind w:left="6545" w:hanging="180"/>
+      </w:pPr>
+    </w:lvl>
+  </w:abstractNum>
+  <w:abstractNum w:abstractNumId="1" w15:restartNumberingAfterBreak="0">
     <w:nsid w:val="0EAF7446"/>
     <w:multiLevelType w:val="hybridMultilevel"/>
     <w:tmpl w:val="D1A682B2"/>
@@ -655,11 +2335,11 @@
       </w:rPr>
     </w:lvl>
   </w:abstractNum>
-  <w:abstractNum w:abstractNumId="1" w15:restartNumberingAfterBreak="0">
+  <w:abstractNum w:abstractNumId="2" w15:restartNumberingAfterBreak="0">
     <w:nsid w:val="0F1C5C34"/>
     <w:multiLevelType w:val="hybridMultilevel"/>
-    <w:tmpl w:val="06D67C2A"/>
-    <w:lvl w:ilvl="0" w:tplc="4009000F">
+    <w:tmpl w:val="8376EE8C"/>
+    <w:lvl w:ilvl="0" w:tplc="A554F10A">
       <w:start w:val="1"/>
       <w:numFmt w:val="decimal"/>
       <w:lvlText w:val="%1."/>
@@ -667,6 +2347,13 @@
       <w:pPr>
         <w:ind w:left="785" w:hanging="360"/>
       </w:pPr>
+      <w:rPr>
+        <w:rFonts w:ascii="Times New Roman" w:hAnsi="Times New Roman" w:cs="Times New Roman" w:hint="default"/>
+        <w:b/>
+        <w:bCs/>
+        <w:sz w:val="24"/>
+        <w:szCs w:val="24"/>
+      </w:rPr>
     </w:lvl>
     <w:lvl w:ilvl="1" w:tplc="40090019" w:tentative="1">
       <w:start w:val="1"/>
@@ -742,10 +2429,13 @@
     </w:lvl>
   </w:abstractNum>
   <w:num w:numId="1" w16cid:durableId="488404022">
-    <w:abstractNumId w:val="0"/>
+    <w:abstractNumId w:val="1"/>
   </w:num>
   <w:num w:numId="2" w16cid:durableId="1778058940">
-    <w:abstractNumId w:val="1"/>
+    <w:abstractNumId w:val="2"/>
+  </w:num>
+  <w:num w:numId="3" w16cid:durableId="1107770698">
+    <w:abstractNumId w:val="0"/>
   </w:num>
 </w:numbering>
 </file>
@@ -1682,6 +3372,75 @@
       <w:spacing w:val="5"/>
     </w:rPr>
   </w:style>
+  <w:style w:type="paragraph" w:styleId="NormalWeb">
+    <w:name w:val="Normal (Web)"/>
+    <w:basedOn w:val="Normal"/>
+    <w:uiPriority w:val="99"/>
+    <w:semiHidden/>
+    <w:unhideWhenUsed/>
+    <w:rsid w:val="005A0B10"/>
+    <w:pPr>
+      <w:spacing w:before="100" w:beforeAutospacing="1" w:after="100" w:afterAutospacing="1" w:line="240" w:lineRule="auto"/>
+    </w:pPr>
+    <w:rPr>
+      <w:rFonts w:ascii="Times New Roman" w:eastAsia="Times New Roman" w:hAnsi="Times New Roman" w:cs="Times New Roman"/>
+      <w:kern w:val="0"/>
+      <w:sz w:val="24"/>
+      <w:szCs w:val="24"/>
+      <w:lang w:eastAsia="en-IN" w:bidi="hi-IN"/>
+      <w14:ligatures w14:val="none"/>
+    </w:rPr>
+  </w:style>
+  <w:style w:type="paragraph" w:styleId="Header">
+    <w:name w:val="header"/>
+    <w:basedOn w:val="Normal"/>
+    <w:link w:val="HeaderChar"/>
+    <w:uiPriority w:val="99"/>
+    <w:unhideWhenUsed/>
+    <w:rsid w:val="00EB082D"/>
+    <w:pPr>
+      <w:tabs>
+        <w:tab w:val="center" w:pos="4513"/>
+        <w:tab w:val="right" w:pos="9026"/>
+      </w:tabs>
+      <w:spacing w:after="0" w:line="240" w:lineRule="auto"/>
+    </w:pPr>
+  </w:style>
+  <w:style w:type="character" w:customStyle="1" w:styleId="HeaderChar">
+    <w:name w:val="Header Char"/>
+    <w:basedOn w:val="DefaultParagraphFont"/>
+    <w:link w:val="Header"/>
+    <w:uiPriority w:val="99"/>
+    <w:rsid w:val="00EB082D"/>
+    <w:rPr>
+      <w:lang w:bidi="gu-IN"/>
+    </w:rPr>
+  </w:style>
+  <w:style w:type="paragraph" w:styleId="Footer">
+    <w:name w:val="footer"/>
+    <w:basedOn w:val="Normal"/>
+    <w:link w:val="FooterChar"/>
+    <w:uiPriority w:val="99"/>
+    <w:unhideWhenUsed/>
+    <w:rsid w:val="00EB082D"/>
+    <w:pPr>
+      <w:tabs>
+        <w:tab w:val="center" w:pos="4513"/>
+        <w:tab w:val="right" w:pos="9026"/>
+      </w:tabs>
+      <w:spacing w:after="0" w:line="240" w:lineRule="auto"/>
+    </w:pPr>
+  </w:style>
+  <w:style w:type="character" w:customStyle="1" w:styleId="FooterChar">
+    <w:name w:val="Footer Char"/>
+    <w:basedOn w:val="DefaultParagraphFont"/>
+    <w:link w:val="Footer"/>
+    <w:uiPriority w:val="99"/>
+    <w:rsid w:val="00EB082D"/>
+    <w:rPr>
+      <w:lang w:bidi="gu-IN"/>
+    </w:rPr>
+  </w:style>
 </w:styles>
 </file>
 
